--- a/paper/K-S Database Resource Paper.docx
+++ b/paper/K-S Database Resource Paper.docx
@@ -193,21 +193,77 @@
         </w:r>
       </w:hyperlink>
       <w:r>
+        <w:t xml:space="preserve">,</w:t>
+      </w:r>
+      <w:hyperlink w:anchor="ref-Huang2018-bq">
+        <w:r>
+          <w:rPr>
+            <w:rStyle w:val="Hyperlink"/>
+          </w:rPr>
+          <w:t xml:space="preserve">4</w:t>
+        </w:r>
+      </w:hyperlink>
+      <w:r>
+        <w:t xml:space="preserve">,</w:t>
+      </w:r>
+      <w:hyperlink w:anchor="ref-Keshava_Prasad2009-to">
+        <w:r>
+          <w:rPr>
+            <w:rStyle w:val="Hyperlink"/>
+            <w:b/>
+            <w:bCs/>
+          </w:rPr>
+          <w:t xml:space="preserve">Keshava_Prasad2009-to?</w:t>
+        </w:r>
+      </w:hyperlink>
+      <w:r>
+        <w:t xml:space="preserve">)</w:t>
+      </w:r>
+      <w:r>
+        <w:t xml:space="preserve">. Additional resources including Phospho.ELM, PhosphoNetworks and SIGNOR provide complementary KSI annotations derived from both focused and high-throughput studies</w:t>
+      </w:r>
+      <w:r>
+        <w:t xml:space="preserve"> </w:t>
+      </w:r>
+      <w:r>
+        <w:t xml:space="preserve">(</w:t>
+      </w:r>
+      <w:hyperlink w:anchor="ref-Dinkel2011-pp">
+        <w:r>
+          <w:rPr>
+            <w:rStyle w:val="Hyperlink"/>
+          </w:rPr>
+          <w:t xml:space="preserve">5</w:t>
+        </w:r>
+      </w:hyperlink>
+      <w:r>
         <w:t xml:space="preserve">–</w:t>
       </w:r>
-      <w:hyperlink w:anchor="ref-Huang2018-bq">
-        <w:r>
-          <w:rPr>
-            <w:rStyle w:val="Hyperlink"/>
-          </w:rPr>
-          <w:t xml:space="preserve">5</w:t>
+      <w:hyperlink w:anchor="ref-Licata2020-fm">
+        <w:r>
+          <w:rPr>
+            <w:rStyle w:val="Hyperlink"/>
+          </w:rPr>
+          <w:t xml:space="preserve">7</w:t>
         </w:r>
       </w:hyperlink>
       <w:r>
         <w:t xml:space="preserve">)</w:t>
       </w:r>
       <w:r>
-        <w:t xml:space="preserve">. Additional resources including Phospho.ELM, PhosphoNetworks and SIGNOR provide complementary KSI annotations derived from both focused and high-throughput studies</w:t>
+        <w:t xml:space="preserve">. However, these curated datasets are heavily skewed towards a small subset of well-studied kinases, substrates and pathways, leaving large regions of the human kinome (including understudied</w:t>
+      </w:r>
+      <w:r>
+        <w:t xml:space="preserve"> </w:t>
+      </w:r>
+      <w:r>
+        <w:t xml:space="preserve">“dark”</w:t>
+      </w:r>
+      <w:r>
+        <w:t xml:space="preserve"> </w:t>
+      </w:r>
+      <w:r>
+        <w:t xml:space="preserve">kinases) sparsely connected or completely unmapped</w:t>
       </w:r>
       <w:r>
         <w:t xml:space="preserve"> </w:t>
@@ -215,18 +271,7 @@
       <w:r>
         <w:t xml:space="preserve">(</w:t>
       </w:r>
-      <w:hyperlink w:anchor="ref-Dinkel2011-pp">
-        <w:r>
-          <w:rPr>
-            <w:rStyle w:val="Hyperlink"/>
-          </w:rPr>
-          <w:t xml:space="preserve">6</w:t>
-        </w:r>
-      </w:hyperlink>
-      <w:r>
-        <w:t xml:space="preserve">–</w:t>
-      </w:r>
-      <w:hyperlink w:anchor="ref-Licata2020-fm">
+      <w:hyperlink w:anchor="ref-Berginski2021-so">
         <w:r>
           <w:rPr>
             <w:rStyle w:val="Hyperlink"/>
@@ -238,19 +283,27 @@
         <w:t xml:space="preserve">)</w:t>
       </w:r>
       <w:r>
-        <w:t xml:space="preserve">. However, these curated datasets are heavily skewed towards a small subset of well-studied kinases, substrates and pathways, leaving large regions of the human kinome (including understudied</w:t>
-      </w:r>
-      <w:r>
-        <w:t xml:space="preserve"> </w:t>
-      </w:r>
-      <w:r>
-        <w:t xml:space="preserve">“dark”</w:t>
-      </w:r>
-      <w:r>
-        <w:t xml:space="preserve"> </w:t>
-      </w:r>
-      <w:r>
-        <w:t xml:space="preserve">kinases) sparsely connected or completely unmapped</w:t>
+        <w:t xml:space="preserve">.</w:t>
+      </w:r>
+    </w:p>
+    <w:p>
+      <w:pPr>
+        <w:pStyle w:val="BodyText"/>
+      </w:pPr>
+      <w:r>
+        <w:t xml:space="preserve">In parallel, unbiased experimental and computational approaches have recently produced near-comprehensive</w:t>
+      </w:r>
+      <w:r>
+        <w:t xml:space="preserve"> </w:t>
+      </w:r>
+      <w:r>
+        <w:t xml:space="preserve">“specificity atlases”</w:t>
+      </w:r>
+      <w:r>
+        <w:t xml:space="preserve"> </w:t>
+      </w:r>
+      <w:r>
+        <w:t xml:space="preserve">for the human kinome. Using peptide-library based specificity profiling, Johnson et al. systematically determined optimal substrate motifs for most human serine/threonine kinases and used these motifs to score all known human phosphosites</w:t>
       </w:r>
       <w:r>
         <w:t xml:space="preserve"> </w:t>
@@ -258,7 +311,7 @@
       <w:r>
         <w:t xml:space="preserve">(</w:t>
       </w:r>
-      <w:hyperlink w:anchor="ref-Berginski2021-so">
+      <w:hyperlink w:anchor="ref-Johnson2023-ai">
         <w:r>
           <w:rPr>
             <w:rStyle w:val="Hyperlink"/>
@@ -270,7 +323,58 @@
         <w:t xml:space="preserve">)</w:t>
       </w:r>
       <w:r>
-        <w:t xml:space="preserve">.</w:t>
+        <w:t xml:space="preserve">. More recently, Yaron-Barir et al. generated an analogous atlas for the human tyrosine kinome</w:t>
+      </w:r>
+      <w:r>
+        <w:t xml:space="preserve"> </w:t>
+      </w:r>
+      <w:r>
+        <w:t xml:space="preserve">(</w:t>
+      </w:r>
+      <w:hyperlink w:anchor="ref-Yaron-Barir2024-lv">
+        <w:r>
+          <w:rPr>
+            <w:rStyle w:val="Hyperlink"/>
+          </w:rPr>
+          <w:t xml:space="preserve">10</w:t>
+        </w:r>
+      </w:hyperlink>
+      <w:r>
+        <w:t xml:space="preserve">)</w:t>
+      </w:r>
+      <w:r>
+        <w:t xml:space="preserve">. Together, these resources greatly expand the theoretical kinase-phosphosite search space: for each phosphosite, nearly all known kinases receive a motif-based compatibility score, yielding tens of millions of candidate KSIs. While these atlases have already been shown to recover known signalling relationships and highlight kinase dysregulation in disease contexts</w:t>
+      </w:r>
+      <w:r>
+        <w:t xml:space="preserve"> </w:t>
+      </w:r>
+      <w:r>
+        <w:t xml:space="preserve">(</w:t>
+      </w:r>
+      <w:hyperlink w:anchor="ref-Johnson2023-ai">
+        <w:r>
+          <w:rPr>
+            <w:rStyle w:val="Hyperlink"/>
+          </w:rPr>
+          <w:t xml:space="preserve">9</w:t>
+        </w:r>
+      </w:hyperlink>
+      <w:r>
+        <w:t xml:space="preserve">,</w:t>
+      </w:r>
+      <w:hyperlink w:anchor="ref-Yaron-Barir2024-lv">
+        <w:r>
+          <w:rPr>
+            <w:rStyle w:val="Hyperlink"/>
+          </w:rPr>
+          <w:t xml:space="preserve">10</w:t>
+        </w:r>
+      </w:hyperlink>
+      <w:r>
+        <w:t xml:space="preserve">)</w:t>
+      </w:r>
+      <w:r>
+        <w:t xml:space="preserve">, their full potential as a systems-level KSI prior remains underexploited. Current visualization tools, such as the Kinase Library, focus on sequence-level scoring and do not support network-based exploration. Furthermore, while methods like Kinase-Substrate Enrichment Analysis (KSEA) are widely used to infer kinase activity, they typically rely on curated databases or require manual integration of specificity matrices.</w:t>
       </w:r>
     </w:p>
     <w:p>
@@ -278,19 +382,7 @@
         <w:pStyle w:val="BodyText"/>
       </w:pPr>
       <w:r>
-        <w:t xml:space="preserve">In parallel, unbiased experimental and computational approaches have recently produced near-comprehensive</w:t>
-      </w:r>
-      <w:r>
-        <w:t xml:space="preserve"> </w:t>
-      </w:r>
-      <w:r>
-        <w:t xml:space="preserve">“specificity atlases”</w:t>
-      </w:r>
-      <w:r>
-        <w:t xml:space="preserve"> </w:t>
-      </w:r>
-      <w:r>
-        <w:t xml:space="preserve">for the human kinome. Using peptide-library based specificity profiling, Johnson et al. systematically determined optimal substrate motifs for most human serine/threonine kinases and used these motifs to score all known human phosphosites</w:t>
+        <w:t xml:space="preserve">Moreover, profiling thousands of phosphosites against hundreds of kinases generates an enormous combinatorial prediction space: most sites have multiple plausible motif matches, and naïve motif scanning across the phosphoproteome leads to high false-positive rates and spurious kinase-substrate couplings</w:t>
       </w:r>
       <w:r>
         <w:t xml:space="preserve"> </w:t>
@@ -298,27 +390,7 @@
       <w:r>
         <w:t xml:space="preserve">(</w:t>
       </w:r>
-      <w:hyperlink w:anchor="ref-Johnson2023-ai">
-        <w:r>
-          <w:rPr>
-            <w:rStyle w:val="Hyperlink"/>
-          </w:rPr>
-          <w:t xml:space="preserve">10</w:t>
-        </w:r>
-      </w:hyperlink>
-      <w:r>
-        <w:t xml:space="preserve">)</w:t>
-      </w:r>
-      <w:r>
-        <w:t xml:space="preserve">. More recently, Yaron-Barir et al. generated an analogous atlas for the human tyrosine kinome</w:t>
-      </w:r>
-      <w:r>
-        <w:t xml:space="preserve"> </w:t>
-      </w:r>
-      <w:r>
-        <w:t xml:space="preserve">(</w:t>
-      </w:r>
-      <w:hyperlink w:anchor="ref-Yaron-Barir2024-lv">
+      <w:hyperlink w:anchor="ref-Miller2008-ey">
         <w:r>
           <w:rPr>
             <w:rStyle w:val="Hyperlink"/>
@@ -327,73 +399,14 @@
         </w:r>
       </w:hyperlink>
       <w:r>
-        <w:t xml:space="preserve">)</w:t>
-      </w:r>
-      <w:r>
-        <w:t xml:space="preserve">. Together, these resources greatly expand the theoretical kinase-phosphosite search space: for each phosphosite, nearly all known kinases receive a motif-based compatibility score, yielding tens of millions of candidate KSIs. While these atlases have already been shown to recover known signalling relationships and highlight kinase dysregulation in disease contexts</w:t>
-      </w:r>
-      <w:r>
-        <w:t xml:space="preserve"> </w:t>
-      </w:r>
-      <w:r>
-        <w:t xml:space="preserve">(</w:t>
-      </w:r>
-      <w:hyperlink w:anchor="ref-Johnson2023-ai">
-        <w:r>
-          <w:rPr>
-            <w:rStyle w:val="Hyperlink"/>
-          </w:rPr>
-          <w:t xml:space="preserve">10</w:t>
-        </w:r>
-      </w:hyperlink>
-      <w:r>
-        <w:t xml:space="preserve">,</w:t>
-      </w:r>
-      <w:hyperlink w:anchor="ref-Yaron-Barir2024-lv">
-        <w:r>
-          <w:rPr>
-            <w:rStyle w:val="Hyperlink"/>
-          </w:rPr>
-          <w:t xml:space="preserve">11</w:t>
-        </w:r>
-      </w:hyperlink>
-      <w:r>
-        <w:t xml:space="preserve">)</w:t>
-      </w:r>
-      <w:r>
-        <w:t xml:space="preserve">, their full potential as a systems-level KSI prior remains underexploited. Current visualization tools, such as the Kinase Library, focus on sequence-level scoring and do not support network-based exploration. Furthermore, while methods like Kinase-Substrate Enrichment Analysis (KSEA) are widely used to infer kinase activity, they typically rely on curated databases or require manual integration of specificity matrices.</w:t>
-      </w:r>
-    </w:p>
-    <w:p>
-      <w:pPr>
-        <w:pStyle w:val="BodyText"/>
-      </w:pPr>
-      <w:r>
-        <w:t xml:space="preserve">Moreover, profiling thousands of phosphosites against hundreds of kinases generates an enormous combinatorial prediction space: most sites have multiple plausible motif matches, and naïve motif scanning across the phosphoproteome leads to high false-positive rates and spurious kinase-substrate couplings</w:t>
-      </w:r>
-      <w:r>
-        <w:t xml:space="preserve"> </w:t>
-      </w:r>
-      <w:r>
-        <w:t xml:space="preserve">(</w:t>
-      </w:r>
-      <w:hyperlink w:anchor="ref-Miller2008-ey">
+        <w:t xml:space="preserve">,</w:t>
+      </w:r>
+      <w:hyperlink w:anchor="ref-Linding2007-rk">
         <w:r>
           <w:rPr>
             <w:rStyle w:val="Hyperlink"/>
           </w:rPr>
           <w:t xml:space="preserve">12</w:t>
-        </w:r>
-      </w:hyperlink>
-      <w:r>
-        <w:t xml:space="preserve">,</w:t>
-      </w:r>
-      <w:hyperlink w:anchor="ref-Linding2007-rk">
-        <w:r>
-          <w:rPr>
-            <w:rStyle w:val="Hyperlink"/>
-          </w:rPr>
-          <w:t xml:space="preserve">13</w:t>
         </w:r>
       </w:hyperlink>
       <w:r>
@@ -438,7 +451,20 @@
           <w:rPr>
             <w:rStyle w:val="Hyperlink"/>
           </w:rPr>
-          <w:t xml:space="preserve">14</w:t>
+          <w:t xml:space="preserve">13</w:t>
+        </w:r>
+      </w:hyperlink>
+      <w:r>
+        <w:t xml:space="preserve">,</w:t>
+      </w:r>
+      <w:hyperlink w:anchor="ref-Bradley2021-functional">
+        <w:r>
+          <w:rPr>
+            <w:rStyle w:val="Hyperlink"/>
+            <w:b/>
+            <w:bCs/>
+          </w:rPr>
+          <w:t xml:space="preserve">Bradley2021-functional?</w:t>
         </w:r>
       </w:hyperlink>
       <w:r>
@@ -466,7 +492,7 @@
           <w:rPr>
             <w:rStyle w:val="Hyperlink"/>
           </w:rPr>
-          <w:t xml:space="preserve">10</w:t>
+          <w:t xml:space="preserve">9</w:t>
         </w:r>
       </w:hyperlink>
       <w:r>
@@ -477,7 +503,7 @@
           <w:rPr>
             <w:rStyle w:val="Hyperlink"/>
           </w:rPr>
-          <w:t xml:space="preserve">14</w:t>
+          <w:t xml:space="preserve">13</w:t>
         </w:r>
       </w:hyperlink>
       <w:r>
@@ -488,7 +514,7 @@
           <w:rPr>
             <w:rStyle w:val="Hyperlink"/>
           </w:rPr>
-          <w:t xml:space="preserve">16</w:t>
+          <w:t xml:space="preserve">15</w:t>
         </w:r>
       </w:hyperlink>
       <w:r>
@@ -662,14 +688,38 @@
         </w:r>
       </w:hyperlink>
       <w:r>
-        <w:t xml:space="preserve">–</w:t>
+        <w:t xml:space="preserve">,</w:t>
       </w:r>
       <w:hyperlink w:anchor="ref-Huang2018-bq">
         <w:r>
           <w:rPr>
             <w:rStyle w:val="Hyperlink"/>
           </w:rPr>
-          <w:t xml:space="preserve">5</w:t>
+          <w:t xml:space="preserve">4</w:t>
+        </w:r>
+      </w:hyperlink>
+      <w:r>
+        <w:t xml:space="preserve">,</w:t>
+      </w:r>
+      <w:hyperlink w:anchor="ref-Chen2025-bt">
+        <w:r>
+          <w:rPr>
+            <w:rStyle w:val="Hyperlink"/>
+          </w:rPr>
+          <w:t xml:space="preserve">16</w:t>
+        </w:r>
+      </w:hyperlink>
+      <w:r>
+        <w:t xml:space="preserve">,</w:t>
+      </w:r>
+      <w:hyperlink w:anchor="ref-Orchard2014-vo">
+        <w:r>
+          <w:rPr>
+            <w:rStyle w:val="Hyperlink"/>
+            <w:b/>
+            <w:bCs/>
+          </w:rPr>
+          <w:t xml:space="preserve">Orchard2014-vo?</w:t>
         </w:r>
       </w:hyperlink>
       <w:r>
@@ -788,6 +838,48 @@
           <w:rPr>
             <w:rStyle w:val="Hyperlink"/>
           </w:rPr>
+          <w:t xml:space="preserve">9</w:t>
+        </w:r>
+      </w:hyperlink>
+      <w:r>
+        <w:t xml:space="preserve">)</w:t>
+      </w:r>
+      <w:r>
+        <w:t xml:space="preserve">. These matrix-based approaches have been complemented by more recent deep-learning architectures for phosphorylation site prediction</w:t>
+      </w:r>
+      <w:r>
+        <w:t xml:space="preserve"> </w:t>
+      </w:r>
+      <w:r>
+        <w:t xml:space="preserve">(</w:t>
+      </w:r>
+      <w:hyperlink w:anchor="ref-Wang2017-musitedeep">
+        <w:r>
+          <w:rPr>
+            <w:rStyle w:val="Hyperlink"/>
+            <w:b/>
+            <w:bCs/>
+          </w:rPr>
+          <w:t xml:space="preserve">Wang2017-musitedeep?</w:t>
+        </w:r>
+      </w:hyperlink>
+      <w:r>
+        <w:t xml:space="preserve">)</w:t>
+      </w:r>
+      <w:r>
+        <w:t xml:space="preserve">. More recently, Yaron-Barir et al. generated an analogous atlas for the human tyrosine kinome</w:t>
+      </w:r>
+      <w:r>
+        <w:t xml:space="preserve"> </w:t>
+      </w:r>
+      <w:r>
+        <w:t xml:space="preserve">(</w:t>
+      </w:r>
+      <w:hyperlink w:anchor="ref-Yaron-Barir2024-lv">
+        <w:r>
+          <w:rPr>
+            <w:rStyle w:val="Hyperlink"/>
+          </w:rPr>
           <w:t xml:space="preserve">10</w:t>
         </w:r>
       </w:hyperlink>
@@ -795,7 +887,24 @@
         <w:t xml:space="preserve">)</w:t>
       </w:r>
       <w:r>
-        <w:t xml:space="preserve">. Yaron-Barir et al. used a similar approach to systematically profile the sequence specificity of human tyrosine kinases and applied these motifs to large phosphoproteomic datasets</w:t>
+        <w:t xml:space="preserve">. We and others collectively refer to these resources as the</w:t>
+      </w:r>
+      <w:r>
+        <w:t xml:space="preserve"> </w:t>
+      </w:r>
+      <w:r>
+        <w:t xml:space="preserve">“Cantley atlas”</w:t>
+      </w:r>
+      <w:r>
+        <w:t xml:space="preserve">.</w:t>
+      </w:r>
+    </w:p>
+    <w:p>
+      <w:pPr>
+        <w:pStyle w:val="BodyText"/>
+      </w:pPr>
+      <w:r>
+        <w:t xml:space="preserve">We obtained the per-kinase, per-phosphosite prediction scores from the supplementary materials. For each phosphosite (UniProt accession + position), the atlases provide a quantitative score or percentile rank reflecting how well the local sequence matches the optimal motif for each kinase</w:t>
       </w:r>
       <w:r>
         <w:t xml:space="preserve"> </w:t>
@@ -803,36 +912,30 @@
       <w:r>
         <w:t xml:space="preserve">(</w:t>
       </w:r>
+      <w:hyperlink w:anchor="ref-Johnson2023-ai">
+        <w:r>
+          <w:rPr>
+            <w:rStyle w:val="Hyperlink"/>
+          </w:rPr>
+          <w:t xml:space="preserve">9</w:t>
+        </w:r>
+      </w:hyperlink>
+      <w:r>
+        <w:t xml:space="preserve">,</w:t>
+      </w:r>
       <w:hyperlink w:anchor="ref-Yaron-Barir2024-lv">
         <w:r>
           <w:rPr>
             <w:rStyle w:val="Hyperlink"/>
           </w:rPr>
-          <w:t xml:space="preserve">11</w:t>
+          <w:t xml:space="preserve">10</w:t>
         </w:r>
       </w:hyperlink>
       <w:r>
         <w:t xml:space="preserve">)</w:t>
       </w:r>
       <w:r>
-        <w:t xml:space="preserve">. We and others collectively refer to these resources as the</w:t>
-      </w:r>
-      <w:r>
-        <w:t xml:space="preserve"> </w:t>
-      </w:r>
-      <w:r>
-        <w:t xml:space="preserve">“Cantley atlas”</w:t>
-      </w:r>
-      <w:r>
-        <w:t xml:space="preserve">.</w:t>
-      </w:r>
-    </w:p>
-    <w:p>
-      <w:pPr>
-        <w:pStyle w:val="BodyText"/>
-      </w:pPr>
-      <w:r>
-        <w:t xml:space="preserve">We obtained the per-kinase, per-phosphosite prediction scores from the supplementary materials. For each phosphosite (UniProt accession + position), the atlases provide a quantitative score or percentile rank reflecting how well the local sequence matches the optimal motif for each kinase</w:t>
+        <w:t xml:space="preserve">. From this prediction matrix, we extracted high-confidence motif-based KSIs using a percentile threshold. Following the original studies, we focused on phosphosite-kinase pairs in which the site ranked within the top 10% of all phosphosites scored for that kinase (≥90th percentile)</w:t>
       </w:r>
       <w:r>
         <w:t xml:space="preserve"> </w:t>
@@ -845,49 +948,18 @@
           <w:rPr>
             <w:rStyle w:val="Hyperlink"/>
           </w:rPr>
+          <w:t xml:space="preserve">9</w:t>
+        </w:r>
+      </w:hyperlink>
+      <w:r>
+        <w:t xml:space="preserve">,</w:t>
+      </w:r>
+      <w:hyperlink w:anchor="ref-Yaron-Barir2024-lv">
+        <w:r>
+          <w:rPr>
+            <w:rStyle w:val="Hyperlink"/>
+          </w:rPr>
           <w:t xml:space="preserve">10</w:t>
-        </w:r>
-      </w:hyperlink>
-      <w:r>
-        <w:t xml:space="preserve">,</w:t>
-      </w:r>
-      <w:hyperlink w:anchor="ref-Yaron-Barir2024-lv">
-        <w:r>
-          <w:rPr>
-            <w:rStyle w:val="Hyperlink"/>
-          </w:rPr>
-          <w:t xml:space="preserve">11</w:t>
-        </w:r>
-      </w:hyperlink>
-      <w:r>
-        <w:t xml:space="preserve">)</w:t>
-      </w:r>
-      <w:r>
-        <w:t xml:space="preserve">. From this prediction matrix, we extracted high-confidence motif-based KSIs using a percentile threshold. Following the original studies, we focused on phosphosite-kinase pairs in which the site ranked within the top 10% of all phosphosites scored for that kinase (≥90th percentile)</w:t>
-      </w:r>
-      <w:r>
-        <w:t xml:space="preserve"> </w:t>
-      </w:r>
-      <w:r>
-        <w:t xml:space="preserve">(</w:t>
-      </w:r>
-      <w:hyperlink w:anchor="ref-Johnson2023-ai">
-        <w:r>
-          <w:rPr>
-            <w:rStyle w:val="Hyperlink"/>
-          </w:rPr>
-          <w:t xml:space="preserve">10</w:t>
-        </w:r>
-      </w:hyperlink>
-      <w:r>
-        <w:t xml:space="preserve">,</w:t>
-      </w:r>
-      <w:hyperlink w:anchor="ref-Yaron-Barir2024-lv">
-        <w:r>
-          <w:rPr>
-            <w:rStyle w:val="Hyperlink"/>
-          </w:rPr>
-          <w:t xml:space="preserve">11</w:t>
         </w:r>
       </w:hyperlink>
       <w:r>
@@ -954,7 +1026,7 @@
           <w:rPr>
             <w:rStyle w:val="Hyperlink"/>
           </w:rPr>
-          <w:t xml:space="preserve">16</w:t>
+          <w:t xml:space="preserve">15</w:t>
         </w:r>
       </w:hyperlink>
       <w:r>
@@ -1036,7 +1108,7 @@
           <w:rPr>
             <w:rStyle w:val="Hyperlink"/>
           </w:rPr>
-          <w:t xml:space="preserve">14</w:t>
+          <w:t xml:space="preserve">13</w:t>
         </w:r>
       </w:hyperlink>
       <w:r>
@@ -1076,7 +1148,7 @@
           <w:rPr>
             <w:rStyle w:val="Hyperlink"/>
           </w:rPr>
-          <w:t xml:space="preserve">11</w:t>
+          <w:t xml:space="preserve">10</w:t>
         </w:r>
       </w:hyperlink>
       <w:r>
@@ -1087,7 +1159,7 @@
           <w:rPr>
             <w:rStyle w:val="Hyperlink"/>
           </w:rPr>
-          <w:t xml:space="preserve">14</w:t>
+          <w:t xml:space="preserve">13</w:t>
         </w:r>
       </w:hyperlink>
       <w:r>
@@ -1389,7 +1461,7 @@
           <w:rPr>
             <w:rStyle w:val="Hyperlink"/>
           </w:rPr>
-          <w:t xml:space="preserve">9</w:t>
+          <w:t xml:space="preserve">8</w:t>
         </w:r>
       </w:hyperlink>
       <w:r>
@@ -1449,7 +1521,7 @@
           <w:rPr>
             <w:rStyle w:val="Hyperlink"/>
           </w:rPr>
-          <w:t xml:space="preserve">9</w:t>
+          <w:t xml:space="preserve">8</w:t>
         </w:r>
       </w:hyperlink>
       <w:r>
@@ -2277,13 +2349,505 @@
           <w:rPr>
             <w:rStyle w:val="Hyperlink"/>
           </w:rPr>
+          <w:t xml:space="preserve">5</w:t>
+        </w:r>
+      </w:hyperlink>
+      <w:r>
+        <w:t xml:space="preserve">,</w:t>
+      </w:r>
+      <w:hyperlink w:anchor="ref-Hu2014-dp">
+        <w:r>
+          <w:rPr>
+            <w:rStyle w:val="Hyperlink"/>
+          </w:rPr>
           <w:t xml:space="preserve">6</w:t>
         </w:r>
       </w:hyperlink>
       <w:r>
         <w:t xml:space="preserve">,</w:t>
       </w:r>
-      <w:hyperlink w:anchor="ref-Hu2014-dp">
+      <w:hyperlink w:anchor="ref-Berginski2021-so">
+        <w:r>
+          <w:rPr>
+            <w:rStyle w:val="Hyperlink"/>
+          </w:rPr>
+          <w:t xml:space="preserve">8</w:t>
+        </w:r>
+      </w:hyperlink>
+      <w:r>
+        <w:t xml:space="preserve">)</w:t>
+      </w:r>
+      <w:r>
+        <w:t xml:space="preserve">. By leveraging recent motif profiles for ~90% of the human kinome</w:t>
+      </w:r>
+      <w:r>
+        <w:t xml:space="preserve"> </w:t>
+      </w:r>
+      <w:r>
+        <w:t xml:space="preserve">(</w:t>
+      </w:r>
+      <w:hyperlink w:anchor="ref-Johnson2023-ai">
+        <w:r>
+          <w:rPr>
+            <w:rStyle w:val="Hyperlink"/>
+          </w:rPr>
+          <w:t xml:space="preserve">9</w:t>
+        </w:r>
+      </w:hyperlink>
+      <w:r>
+        <w:t xml:space="preserve">,</w:t>
+      </w:r>
+      <w:hyperlink w:anchor="ref-Yaron-Barir2024-lv">
+        <w:r>
+          <w:rPr>
+            <w:rStyle w:val="Hyperlink"/>
+          </w:rPr>
+          <w:t xml:space="preserve">10</w:t>
+        </w:r>
+      </w:hyperlink>
+      <w:r>
+        <w:t xml:space="preserve">)</w:t>
+      </w:r>
+      <w:r>
+        <w:t xml:space="preserve">, we systematically expand substrate lists for hundreds of kinases and then constrain these predictions with biologically motivated filters for co-localization and phosphosite functionality. The result is a collection of KSI hypotheses that is both broad—more than doubling the number of candidate KSIs relative to curated databases alone (</w:t>
+      </w:r>
+      <w:hyperlink w:anchor="fig-3">
+        <w:r>
+          <w:rPr>
+            <w:rStyle w:val="Hyperlink"/>
+          </w:rPr>
+          <w:t xml:space="preserve">Figure 3</w:t>
+        </w:r>
+      </w:hyperlink>
+      <w:r>
+        <w:t xml:space="preserve">)—and enriched for plausible, potentially regulatory interactions (</w:t>
+      </w:r>
+      <w:hyperlink w:anchor="fig-1">
+        <w:r>
+          <w:rPr>
+            <w:rStyle w:val="Hyperlink"/>
+          </w:rPr>
+          <w:t xml:space="preserve">Figure 1</w:t>
+        </w:r>
+      </w:hyperlink>
+      <w:r>
+        <w:t xml:space="preserve">,</w:t>
+      </w:r>
+      <w:r>
+        <w:t xml:space="preserve"> </w:t>
+      </w:r>
+      <w:hyperlink w:anchor="fig-2">
+        <w:r>
+          <w:rPr>
+            <w:rStyle w:val="Hyperlink"/>
+          </w:rPr>
+          <w:t xml:space="preserve">Figure 2</w:t>
+        </w:r>
+      </w:hyperlink>
+      <w:r>
+        <w:t xml:space="preserve">,</w:t>
+      </w:r>
+      <w:r>
+        <w:t xml:space="preserve"> </w:t>
+      </w:r>
+      <w:hyperlink w:anchor="sfig-1">
+        <w:r>
+          <w:rPr>
+            <w:rStyle w:val="Hyperlink"/>
+          </w:rPr>
+          <w:t xml:space="preserve">Supplementary Figure 1</w:t>
+        </w:r>
+      </w:hyperlink>
+      <w:r>
+        <w:t xml:space="preserve">).</w:t>
+      </w:r>
+    </w:p>
+    <w:bookmarkStart w:id="47" w:name="relationship-to-existing-resources"/>
+    <w:p>
+      <w:pPr>
+        <w:pStyle w:val="Heading2"/>
+      </w:pPr>
+      <w:r>
+        <w:t xml:space="preserve">5.1 Relationship to existing resources</w:t>
+      </w:r>
+    </w:p>
+    <w:p>
+      <w:pPr>
+        <w:pStyle w:val="FirstParagraph"/>
+      </w:pPr>
+      <w:r>
+        <w:t xml:space="preserve">Traditional resources such as PhosphoSitePlus, EPSD and iPTMnet grow as new experimental data and curated literature are added</w:t>
+      </w:r>
+      <w:r>
+        <w:t xml:space="preserve"> </w:t>
+      </w:r>
+      <w:r>
+        <w:t xml:space="preserve">(</w:t>
+      </w:r>
+      <w:hyperlink w:anchor="ref-Hornbeck2015-dg">
+        <w:r>
+          <w:rPr>
+            <w:rStyle w:val="Hyperlink"/>
+          </w:rPr>
+          <w:t xml:space="preserve">3</w:t>
+        </w:r>
+      </w:hyperlink>
+      <w:r>
+        <w:t xml:space="preserve">,</w:t>
+      </w:r>
+      <w:hyperlink w:anchor="ref-Huang2018-bq">
+        <w:r>
+          <w:rPr>
+            <w:rStyle w:val="Hyperlink"/>
+          </w:rPr>
+          <w:t xml:space="preserve">4</w:t>
+        </w:r>
+      </w:hyperlink>
+      <w:r>
+        <w:t xml:space="preserve">,</w:t>
+      </w:r>
+      <w:hyperlink w:anchor="ref-Chen2025-bt">
+        <w:r>
+          <w:rPr>
+            <w:rStyle w:val="Hyperlink"/>
+          </w:rPr>
+          <w:t xml:space="preserve">16</w:t>
+        </w:r>
+      </w:hyperlink>
+      <w:r>
+        <w:t xml:space="preserve">)</w:t>
+      </w:r>
+      <w:r>
+        <w:t xml:space="preserve">. These databases provide high-confidence KSIs, but their coverage is limited by experimental throughput and publication bias towards a small set of kinases and pathways</w:t>
+      </w:r>
+      <w:r>
+        <w:t xml:space="preserve"> </w:t>
+      </w:r>
+      <w:r>
+        <w:t xml:space="preserve">(</w:t>
+      </w:r>
+      <w:hyperlink w:anchor="ref-Berginski2021-so">
+        <w:r>
+          <w:rPr>
+            <w:rStyle w:val="Hyperlink"/>
+          </w:rPr>
+          <w:t xml:space="preserve">8</w:t>
+        </w:r>
+      </w:hyperlink>
+      <w:r>
+        <w:t xml:space="preserve">)</w:t>
+      </w:r>
+      <w:r>
+        <w:t xml:space="preserve">. The recently introduced KiNet web portal builds directly on these curated datasets by aggregating interactions from PhosphoSitePlus, EPSD and iPTMnet, annotating kinases with group membership and pathway/domain context, and providing interactive network visualisations for user-selected protein sets</w:t>
+      </w:r>
+      <w:r>
+        <w:t xml:space="preserve"> </w:t>
+      </w:r>
+      <w:r>
+        <w:t xml:space="preserve">(</w:t>
+      </w:r>
+      <w:hyperlink w:anchor="ref-Sekar2024-nx">
+        <w:r>
+          <w:rPr>
+            <w:rStyle w:val="Hyperlink"/>
+          </w:rPr>
+          <w:t xml:space="preserve">17</w:t>
+        </w:r>
+      </w:hyperlink>
+      <w:r>
+        <w:t xml:space="preserve">)</w:t>
+      </w:r>
+      <w:r>
+        <w:t xml:space="preserve">.</w:t>
+      </w:r>
+    </w:p>
+    <w:p>
+      <w:pPr>
+        <w:pStyle w:val="BodyText"/>
+      </w:pPr>
+      <w:r>
+        <w:t xml:space="preserve">Our work is complementary to, and explicitly builds on, KiNet. We use the KiNet-integrated KSI network as the starting curated set, but then extend it in three major ways. First, we overlay kinome-wide, empirically measured substrate specificity atlases for serine/threonine and tyrosine kinases</w:t>
+      </w:r>
+      <w:r>
+        <w:t xml:space="preserve"> </w:t>
+      </w:r>
+      <w:r>
+        <w:t xml:space="preserve">(</w:t>
+      </w:r>
+      <w:hyperlink w:anchor="ref-Johnson2023-ai">
+        <w:r>
+          <w:rPr>
+            <w:rStyle w:val="Hyperlink"/>
+          </w:rPr>
+          <w:t xml:space="preserve">9</w:t>
+        </w:r>
+      </w:hyperlink>
+      <w:r>
+        <w:t xml:space="preserve">,</w:t>
+      </w:r>
+      <w:hyperlink w:anchor="ref-Yaron-Barir2024-lv">
+        <w:r>
+          <w:rPr>
+            <w:rStyle w:val="Hyperlink"/>
+          </w:rPr>
+          <w:t xml:space="preserve">10</w:t>
+        </w:r>
+      </w:hyperlink>
+      <w:r>
+        <w:t xml:space="preserve">)</w:t>
+      </w:r>
+      <w:r>
+        <w:t xml:space="preserve"> </w:t>
+      </w:r>
+      <w:r>
+        <w:t xml:space="preserve">to infer motif-supported kinase–phosphosite edges that are not yet observed experimentally (</w:t>
+      </w:r>
+      <w:hyperlink w:anchor="fig-3">
+        <w:r>
+          <w:rPr>
+            <w:rStyle w:val="Hyperlink"/>
+          </w:rPr>
+          <w:t xml:space="preserve">Figure 3</w:t>
+        </w:r>
+      </w:hyperlink>
+      <w:r>
+        <w:t xml:space="preserve">). Second, we integrate orthogonal contextual information: subcellular localization from the Human Protein Atlas</w:t>
+      </w:r>
+      <w:r>
+        <w:t xml:space="preserve"> </w:t>
+      </w:r>
+      <w:r>
+        <w:t xml:space="preserve">(</w:t>
+      </w:r>
+      <w:hyperlink w:anchor="ref-Thul2017-cl">
+        <w:r>
+          <w:rPr>
+            <w:rStyle w:val="Hyperlink"/>
+          </w:rPr>
+          <w:t xml:space="preserve">15</w:t>
+        </w:r>
+      </w:hyperlink>
+      <w:r>
+        <w:t xml:space="preserve">)</w:t>
+      </w:r>
+      <w:r>
+        <w:t xml:space="preserve"> </w:t>
+      </w:r>
+      <w:r>
+        <w:t xml:space="preserve">and phosphosite functional scores from Ochoa et al.</w:t>
+      </w:r>
+      <w:r>
+        <w:t xml:space="preserve"> </w:t>
+      </w:r>
+      <w:r>
+        <w:t xml:space="preserve">(</w:t>
+      </w:r>
+      <w:hyperlink w:anchor="ref-Ochoa2020-og">
+        <w:r>
+          <w:rPr>
+            <w:rStyle w:val="Hyperlink"/>
+          </w:rPr>
+          <w:t xml:space="preserve">13</w:t>
+        </w:r>
+      </w:hyperlink>
+      <w:r>
+        <w:t xml:space="preserve">)</w:t>
+      </w:r>
+      <w:r>
+        <w:t xml:space="preserve"> </w:t>
+      </w:r>
+      <w:r>
+        <w:t xml:space="preserve">to filter and prioritize predicted interactions (</w:t>
+      </w:r>
+      <w:hyperlink w:anchor="fig-1">
+        <w:r>
+          <w:rPr>
+            <w:rStyle w:val="Hyperlink"/>
+          </w:rPr>
+          <w:t xml:space="preserve">Figure 1</w:t>
+        </w:r>
+      </w:hyperlink>
+      <w:r>
+        <w:t xml:space="preserve">,</w:t>
+      </w:r>
+      <w:r>
+        <w:t xml:space="preserve"> </w:t>
+      </w:r>
+      <w:hyperlink w:anchor="fig-2">
+        <w:r>
+          <w:rPr>
+            <w:rStyle w:val="Hyperlink"/>
+          </w:rPr>
+          <w:t xml:space="preserve">Figure 2</w:t>
+        </w:r>
+      </w:hyperlink>
+      <w:r>
+        <w:t xml:space="preserve">,</w:t>
+      </w:r>
+      <w:r>
+        <w:t xml:space="preserve"> </w:t>
+      </w:r>
+      <w:hyperlink w:anchor="sfig-1">
+        <w:r>
+          <w:rPr>
+            <w:rStyle w:val="Hyperlink"/>
+          </w:rPr>
+          <w:t xml:space="preserve">Supplementary Figure 1</w:t>
+        </w:r>
+      </w:hyperlink>
+      <w:r>
+        <w:t xml:space="preserve">). Third, we systematically quantify how these additions expand coverage for understudied (</w:t>
+      </w:r>
+      <w:r>
+        <w:t xml:space="preserve">“dark”</w:t>
+      </w:r>
+      <w:r>
+        <w:t xml:space="preserve">) kinases and for different kinase families (</w:t>
+      </w:r>
+      <w:hyperlink w:anchor="fig-3">
+        <w:r>
+          <w:rPr>
+            <w:rStyle w:val="Hyperlink"/>
+          </w:rPr>
+          <w:t xml:space="preserve">Figure 3</w:t>
+        </w:r>
+      </w:hyperlink>
+      <w:r>
+        <w:t xml:space="preserve">). In practical terms, whereas KiNet focuses on exploring known KSIs across pathways and protein sets, our resource aims to</w:t>
+      </w:r>
+      <w:r>
+        <w:t xml:space="preserve"> </w:t>
+      </w:r>
+      <w:r>
+        <w:t xml:space="preserve">“fill in”</w:t>
+      </w:r>
+      <w:r>
+        <w:t xml:space="preserve"> </w:t>
+      </w:r>
+      <w:r>
+        <w:t xml:space="preserve">missing edges by providing a ranked, context-aware set of candidate interactions centred on phosphosite-level properties.</w:t>
+      </w:r>
+    </w:p>
+    <w:p>
+      <w:pPr>
+        <w:pStyle w:val="BodyText"/>
+      </w:pPr>
+      <w:r>
+        <w:t xml:space="preserve">The Kinase Library web portal</w:t>
+      </w:r>
+      <w:r>
+        <w:t xml:space="preserve"> </w:t>
+      </w:r>
+      <w:r>
+        <w:t xml:space="preserve">(</w:t>
+      </w:r>
+      <w:hyperlink w:anchor="ref-Johnson2023-ai">
+        <w:r>
+          <w:rPr>
+            <w:rStyle w:val="Hyperlink"/>
+          </w:rPr>
+          <w:t xml:space="preserve">9</w:t>
+        </w:r>
+      </w:hyperlink>
+      <w:r>
+        <w:t xml:space="preserve">)</w:t>
+      </w:r>
+      <w:r>
+        <w:t xml:space="preserve"> </w:t>
+      </w:r>
+      <w:r>
+        <w:t xml:space="preserve">serves as the primary interface for the Johnson et al. and Yaron-Barir et al. atlases, allowing users to score specific peptide sequences against kinase motifs. However, it is designed for sequence-level queries rather than network exploration. Similarly, tools like the KSEA App enable kinase-substrate enrichment analysis but often rely on curated databases or require users to upload custom specificity matrices, and do not provide a browsable network of high-confidence predictions.</w:t>
+      </w:r>
+    </w:p>
+    <w:p>
+      <w:pPr>
+        <w:pStyle w:val="BodyText"/>
+      </w:pPr>
+      <w:r>
+        <w:t xml:space="preserve">Earlier motif-based tools such as NetPhorest, Scansite and GPS used consensus sequence motifs and position-specific scoring matrices compiled from smaller sets of peptide library experiments or literature-derived substrates</w:t>
+      </w:r>
+      <w:r>
+        <w:t xml:space="preserve"> </w:t>
+      </w:r>
+      <w:r>
+        <w:t xml:space="preserve">(</w:t>
+      </w:r>
+      <w:hyperlink w:anchor="ref-Miller2008-ey">
+        <w:r>
+          <w:rPr>
+            <w:rStyle w:val="Hyperlink"/>
+          </w:rPr>
+          <w:t xml:space="preserve">11</w:t>
+        </w:r>
+      </w:hyperlink>
+      <w:r>
+        <w:t xml:space="preserve">,</w:t>
+      </w:r>
+      <w:hyperlink w:anchor="ref-Obenauer2003-fc">
+        <w:r>
+          <w:rPr>
+            <w:rStyle w:val="Hyperlink"/>
+          </w:rPr>
+          <w:t xml:space="preserve">18</w:t>
+        </w:r>
+      </w:hyperlink>
+      <w:r>
+        <w:t xml:space="preserve">,</w:t>
+      </w:r>
+      <w:hyperlink w:anchor="ref-Wang2020-gp">
+        <w:r>
+          <w:rPr>
+            <w:rStyle w:val="Hyperlink"/>
+            <w:b/>
+            <w:bCs/>
+          </w:rPr>
+          <w:t xml:space="preserve">Wang2020-gp?</w:t>
+        </w:r>
+      </w:hyperlink>
+      <w:r>
+        <w:t xml:space="preserve">)</w:t>
+      </w:r>
+      <w:r>
+        <w:t xml:space="preserve">. These resources proved useful for hypothesis generation but were limited in kinase coverage and often relied on consensus motifs shared across related kinases. The Cantley specificity atlases used here are broader in scope, profiling hundreds of human kinases with oriented peptide libraries and scoring essentially the entire known human phosphoproteome</w:t>
+      </w:r>
+      <w:r>
+        <w:t xml:space="preserve"> </w:t>
+      </w:r>
+      <w:r>
+        <w:t xml:space="preserve">(</w:t>
+      </w:r>
+      <w:hyperlink w:anchor="ref-Johnson2023-ai">
+        <w:r>
+          <w:rPr>
+            <w:rStyle w:val="Hyperlink"/>
+          </w:rPr>
+          <w:t xml:space="preserve">9</w:t>
+        </w:r>
+      </w:hyperlink>
+      <w:r>
+        <w:t xml:space="preserve">,</w:t>
+      </w:r>
+      <w:hyperlink w:anchor="ref-Yaron-Barir2024-lv">
+        <w:r>
+          <w:rPr>
+            <w:rStyle w:val="Hyperlink"/>
+          </w:rPr>
+          <w:t xml:space="preserve">10</w:t>
+        </w:r>
+      </w:hyperlink>
+      <w:r>
+        <w:t xml:space="preserve">)</w:t>
+      </w:r>
+      <w:r>
+        <w:t xml:space="preserve">. By intersecting these empirically derived motif scores with orthogonal features we substantially improve the signal-to-noise ratio relative to motif scores alone. This multi-layer integration is aligned with a broader trend in systems biology toward combining complementary datasets and prior knowledge to infer more accurate signalling networks</w:t>
+      </w:r>
+      <w:r>
+        <w:t xml:space="preserve"> </w:t>
+      </w:r>
+      <w:r>
+        <w:t xml:space="preserve">(</w:t>
+      </w:r>
+      <w:hyperlink w:anchor="ref-Licata2020-fm">
         <w:r>
           <w:rPr>
             <w:rStyle w:val="Hyperlink"/>
@@ -2294,27 +2858,7 @@
       <w:r>
         <w:t xml:space="preserve">,</w:t>
       </w:r>
-      <w:hyperlink w:anchor="ref-Berginski2021-so">
-        <w:r>
-          <w:rPr>
-            <w:rStyle w:val="Hyperlink"/>
-          </w:rPr>
-          <w:t xml:space="preserve">9</w:t>
-        </w:r>
-      </w:hyperlink>
-      <w:r>
-        <w:t xml:space="preserve">)</w:t>
-      </w:r>
-      <w:r>
-        <w:t xml:space="preserve">. By leveraging recent motif profiles for ~90% of the human kinome</w:t>
-      </w:r>
-      <w:r>
-        <w:t xml:space="preserve"> </w:t>
-      </w:r>
-      <w:r>
-        <w:t xml:space="preserve">(</w:t>
-      </w:r>
-      <w:hyperlink w:anchor="ref-Johnson2023-ai">
+      <w:hyperlink w:anchor="ref-Yaron-Barir2024-lv">
         <w:r>
           <w:rPr>
             <w:rStyle w:val="Hyperlink"/>
@@ -2325,460 +2869,12 @@
       <w:r>
         <w:t xml:space="preserve">,</w:t>
       </w:r>
-      <w:hyperlink w:anchor="ref-Yaron-Barir2024-lv">
-        <w:r>
-          <w:rPr>
-            <w:rStyle w:val="Hyperlink"/>
-          </w:rPr>
-          <w:t xml:space="preserve">11</w:t>
-        </w:r>
-      </w:hyperlink>
-      <w:r>
-        <w:t xml:space="preserve">)</w:t>
-      </w:r>
-      <w:r>
-        <w:t xml:space="preserve">, we systematically expand substrate lists for hundreds of kinases and then constrain these predictions with biologically motivated filters for co-localization and phosphosite functionality. The result is a collection of KSI hypotheses that is both broad—more than doubling the number of candidate KSIs relative to curated databases alone (</w:t>
-      </w:r>
-      <w:hyperlink w:anchor="fig-3">
-        <w:r>
-          <w:rPr>
-            <w:rStyle w:val="Hyperlink"/>
-          </w:rPr>
-          <w:t xml:space="preserve">Figure 3</w:t>
-        </w:r>
-      </w:hyperlink>
-      <w:r>
-        <w:t xml:space="preserve">)—and enriched for plausible, potentially regulatory interactions (</w:t>
-      </w:r>
-      <w:hyperlink w:anchor="fig-1">
-        <w:r>
-          <w:rPr>
-            <w:rStyle w:val="Hyperlink"/>
-          </w:rPr>
-          <w:t xml:space="preserve">Figure 1</w:t>
-        </w:r>
-      </w:hyperlink>
-      <w:r>
-        <w:t xml:space="preserve">,</w:t>
-      </w:r>
-      <w:r>
-        <w:t xml:space="preserve"> </w:t>
-      </w:r>
-      <w:hyperlink w:anchor="fig-2">
-        <w:r>
-          <w:rPr>
-            <w:rStyle w:val="Hyperlink"/>
-          </w:rPr>
-          <w:t xml:space="preserve">Figure 2</w:t>
-        </w:r>
-      </w:hyperlink>
-      <w:r>
-        <w:t xml:space="preserve">,</w:t>
-      </w:r>
-      <w:r>
-        <w:t xml:space="preserve"> </w:t>
-      </w:r>
-      <w:hyperlink w:anchor="sfig-1">
-        <w:r>
-          <w:rPr>
-            <w:rStyle w:val="Hyperlink"/>
-          </w:rPr>
-          <w:t xml:space="preserve">Supplementary Figure 1</w:t>
-        </w:r>
-      </w:hyperlink>
-      <w:r>
-        <w:t xml:space="preserve">).</w:t>
-      </w:r>
-    </w:p>
-    <w:bookmarkStart w:id="47" w:name="relationship-to-existing-resources"/>
-    <w:p>
-      <w:pPr>
-        <w:pStyle w:val="Heading2"/>
-      </w:pPr>
-      <w:r>
-        <w:t xml:space="preserve">5.1 Relationship to existing resources</w:t>
-      </w:r>
-    </w:p>
-    <w:p>
-      <w:pPr>
-        <w:pStyle w:val="FirstParagraph"/>
-      </w:pPr>
-      <w:r>
-        <w:t xml:space="preserve">Traditional resources such as PhosphoSitePlus, EPSD and iPTMnet grow as new experimental data and curated literature are added</w:t>
-      </w:r>
-      <w:r>
-        <w:t xml:space="preserve"> </w:t>
-      </w:r>
-      <w:r>
-        <w:t xml:space="preserve">(</w:t>
-      </w:r>
-      <w:hyperlink w:anchor="ref-Hornbeck2015-dg">
-        <w:r>
-          <w:rPr>
-            <w:rStyle w:val="Hyperlink"/>
-          </w:rPr>
-          <w:t xml:space="preserve">3</w:t>
-        </w:r>
-      </w:hyperlink>
-      <w:r>
-        <w:t xml:space="preserve">–</w:t>
-      </w:r>
-      <w:hyperlink w:anchor="ref-Huang2018-bq">
-        <w:r>
-          <w:rPr>
-            <w:rStyle w:val="Hyperlink"/>
-          </w:rPr>
-          <w:t xml:space="preserve">5</w:t>
-        </w:r>
-      </w:hyperlink>
-      <w:r>
-        <w:t xml:space="preserve">)</w:t>
-      </w:r>
-      <w:r>
-        <w:t xml:space="preserve">. These databases provide high-confidence KSIs, but their coverage is limited by experimental throughput and publication bias towards a small set of kinases and pathways</w:t>
-      </w:r>
-      <w:r>
-        <w:t xml:space="preserve"> </w:t>
-      </w:r>
-      <w:r>
-        <w:t xml:space="preserve">(</w:t>
-      </w:r>
-      <w:hyperlink w:anchor="ref-Berginski2021-so">
-        <w:r>
-          <w:rPr>
-            <w:rStyle w:val="Hyperlink"/>
-          </w:rPr>
-          <w:t xml:space="preserve">9</w:t>
-        </w:r>
-      </w:hyperlink>
-      <w:r>
-        <w:t xml:space="preserve">)</w:t>
-      </w:r>
-      <w:r>
-        <w:t xml:space="preserve">. The recently introduced KiNet web portal builds directly on these curated datasets by aggregating interactions from PhosphoSitePlus, EPSD and iPTMnet, annotating kinases with group membership and pathway/domain context, and providing interactive network visualisations for user-selected protein sets</w:t>
-      </w:r>
-      <w:r>
-        <w:t xml:space="preserve"> </w:t>
-      </w:r>
-      <w:r>
-        <w:t xml:space="preserve">(</w:t>
-      </w:r>
-      <w:hyperlink w:anchor="ref-Sekar2024-nx">
-        <w:r>
-          <w:rPr>
-            <w:rStyle w:val="Hyperlink"/>
-          </w:rPr>
-          <w:t xml:space="preserve">17</w:t>
-        </w:r>
-      </w:hyperlink>
-      <w:r>
-        <w:t xml:space="preserve">)</w:t>
-      </w:r>
-      <w:r>
-        <w:t xml:space="preserve">.</w:t>
-      </w:r>
-    </w:p>
-    <w:p>
-      <w:pPr>
-        <w:pStyle w:val="BodyText"/>
-      </w:pPr>
-      <w:r>
-        <w:t xml:space="preserve">Our work is complementary to, and explicitly builds on, KiNet. We use the KiNet-integrated KSI network as the starting curated set, but then extend it in three major ways. First, we overlay kinome-wide, empirically measured substrate specificity atlases for serine/threonine and tyrosine kinases</w:t>
-      </w:r>
-      <w:r>
-        <w:t xml:space="preserve"> </w:t>
-      </w:r>
-      <w:r>
-        <w:t xml:space="preserve">(</w:t>
-      </w:r>
-      <w:hyperlink w:anchor="ref-Johnson2023-ai">
-        <w:r>
-          <w:rPr>
-            <w:rStyle w:val="Hyperlink"/>
-          </w:rPr>
-          <w:t xml:space="preserve">10</w:t>
-        </w:r>
-      </w:hyperlink>
-      <w:r>
-        <w:t xml:space="preserve">,</w:t>
-      </w:r>
-      <w:hyperlink w:anchor="ref-Yaron-Barir2024-lv">
-        <w:r>
-          <w:rPr>
-            <w:rStyle w:val="Hyperlink"/>
-          </w:rPr>
-          <w:t xml:space="preserve">11</w:t>
-        </w:r>
-      </w:hyperlink>
-      <w:r>
-        <w:t xml:space="preserve">)</w:t>
-      </w:r>
-      <w:r>
-        <w:t xml:space="preserve"> </w:t>
-      </w:r>
-      <w:r>
-        <w:t xml:space="preserve">to infer motif-supported kinase–phosphosite edges that are not yet observed experimentally (</w:t>
-      </w:r>
-      <w:hyperlink w:anchor="fig-3">
-        <w:r>
-          <w:rPr>
-            <w:rStyle w:val="Hyperlink"/>
-          </w:rPr>
-          <w:t xml:space="preserve">Figure 3</w:t>
-        </w:r>
-      </w:hyperlink>
-      <w:r>
-        <w:t xml:space="preserve">). Second, we integrate orthogonal contextual information: subcellular localization from the Human Protein Atlas</w:t>
-      </w:r>
-      <w:r>
-        <w:t xml:space="preserve"> </w:t>
-      </w:r>
-      <w:r>
-        <w:t xml:space="preserve">(</w:t>
-      </w:r>
-      <w:hyperlink w:anchor="ref-Thul2017-cl">
-        <w:r>
-          <w:rPr>
-            <w:rStyle w:val="Hyperlink"/>
-          </w:rPr>
-          <w:t xml:space="preserve">16</w:t>
-        </w:r>
-      </w:hyperlink>
-      <w:r>
-        <w:t xml:space="preserve">)</w:t>
-      </w:r>
-      <w:r>
-        <w:t xml:space="preserve"> </w:t>
-      </w:r>
-      <w:r>
-        <w:t xml:space="preserve">and phosphosite functional scores from Ochoa et al.</w:t>
-      </w:r>
-      <w:r>
-        <w:t xml:space="preserve"> </w:t>
-      </w:r>
-      <w:r>
-        <w:t xml:space="preserve">(</w:t>
-      </w:r>
       <w:hyperlink w:anchor="ref-Ochoa2020-og">
         <w:r>
           <w:rPr>
             <w:rStyle w:val="Hyperlink"/>
           </w:rPr>
-          <w:t xml:space="preserve">14</w:t>
-        </w:r>
-      </w:hyperlink>
-      <w:r>
-        <w:t xml:space="preserve">)</w:t>
-      </w:r>
-      <w:r>
-        <w:t xml:space="preserve"> </w:t>
-      </w:r>
-      <w:r>
-        <w:t xml:space="preserve">to filter and prioritize predicted interactions (</w:t>
-      </w:r>
-      <w:hyperlink w:anchor="fig-1">
-        <w:r>
-          <w:rPr>
-            <w:rStyle w:val="Hyperlink"/>
-          </w:rPr>
-          <w:t xml:space="preserve">Figure 1</w:t>
-        </w:r>
-      </w:hyperlink>
-      <w:r>
-        <w:t xml:space="preserve">,</w:t>
-      </w:r>
-      <w:r>
-        <w:t xml:space="preserve"> </w:t>
-      </w:r>
-      <w:hyperlink w:anchor="fig-2">
-        <w:r>
-          <w:rPr>
-            <w:rStyle w:val="Hyperlink"/>
-          </w:rPr>
-          <w:t xml:space="preserve">Figure 2</w:t>
-        </w:r>
-      </w:hyperlink>
-      <w:r>
-        <w:t xml:space="preserve">,</w:t>
-      </w:r>
-      <w:r>
-        <w:t xml:space="preserve"> </w:t>
-      </w:r>
-      <w:hyperlink w:anchor="sfig-1">
-        <w:r>
-          <w:rPr>
-            <w:rStyle w:val="Hyperlink"/>
-          </w:rPr>
-          <w:t xml:space="preserve">Supplementary Figure 1</w:t>
-        </w:r>
-      </w:hyperlink>
-      <w:r>
-        <w:t xml:space="preserve">). Third, we systematically quantify how these additions expand coverage for understudied (</w:t>
-      </w:r>
-      <w:r>
-        <w:t xml:space="preserve">“dark”</w:t>
-      </w:r>
-      <w:r>
-        <w:t xml:space="preserve">) kinases and for different kinase families (</w:t>
-      </w:r>
-      <w:hyperlink w:anchor="fig-3">
-        <w:r>
-          <w:rPr>
-            <w:rStyle w:val="Hyperlink"/>
-          </w:rPr>
-          <w:t xml:space="preserve">Figure 3</w:t>
-        </w:r>
-      </w:hyperlink>
-      <w:r>
-        <w:t xml:space="preserve">). In practical terms, whereas KiNet focuses on exploring known KSIs across pathways and protein sets, our resource aims to</w:t>
-      </w:r>
-      <w:r>
-        <w:t xml:space="preserve"> </w:t>
-      </w:r>
-      <w:r>
-        <w:t xml:space="preserve">“fill in”</w:t>
-      </w:r>
-      <w:r>
-        <w:t xml:space="preserve"> </w:t>
-      </w:r>
-      <w:r>
-        <w:t xml:space="preserve">missing edges by providing a ranked, context-aware set of candidate interactions centred on phosphosite-level properties.</w:t>
-      </w:r>
-    </w:p>
-    <w:p>
-      <w:pPr>
-        <w:pStyle w:val="BodyText"/>
-      </w:pPr>
-      <w:r>
-        <w:t xml:space="preserve">The Kinase Library web portal</w:t>
-      </w:r>
-      <w:r>
-        <w:t xml:space="preserve"> </w:t>
-      </w:r>
-      <w:r>
-        <w:t xml:space="preserve">(</w:t>
-      </w:r>
-      <w:hyperlink w:anchor="ref-Johnson2023-ai">
-        <w:r>
-          <w:rPr>
-            <w:rStyle w:val="Hyperlink"/>
-          </w:rPr>
-          <w:t xml:space="preserve">10</w:t>
-        </w:r>
-      </w:hyperlink>
-      <w:r>
-        <w:t xml:space="preserve">)</w:t>
-      </w:r>
-      <w:r>
-        <w:t xml:space="preserve"> </w:t>
-      </w:r>
-      <w:r>
-        <w:t xml:space="preserve">serves as the primary interface for the Johnson et al. and Yaron-Barir et al. atlases, allowing users to score specific peptide sequences against kinase motifs. However, it is designed for sequence-level queries rather than network exploration. Similarly, tools like the KSEA App enable kinase-substrate enrichment analysis but often rely on curated databases or require users to upload custom specificity matrices, and do not provide a browsable network of high-confidence predictions.</w:t>
-      </w:r>
-    </w:p>
-    <w:p>
-      <w:pPr>
-        <w:pStyle w:val="BodyText"/>
-      </w:pPr>
-      <w:r>
-        <w:t xml:space="preserve">Earlier motif-based tools such as NetPhorest and Scansite used consensus sequence motifs and position-specific scoring matrices compiled from smaller sets of peptide library experiments or literature-derived substrates</w:t>
-      </w:r>
-      <w:r>
-        <w:t xml:space="preserve"> </w:t>
-      </w:r>
-      <w:r>
-        <w:t xml:space="preserve">(</w:t>
-      </w:r>
-      <w:hyperlink w:anchor="ref-Miller2008-ey">
-        <w:r>
-          <w:rPr>
-            <w:rStyle w:val="Hyperlink"/>
-          </w:rPr>
-          <w:t xml:space="preserve">12</w:t>
-        </w:r>
-      </w:hyperlink>
-      <w:r>
-        <w:t xml:space="preserve">,</w:t>
-      </w:r>
-      <w:hyperlink w:anchor="ref-Obenauer2003-fc">
-        <w:r>
-          <w:rPr>
-            <w:rStyle w:val="Hyperlink"/>
-          </w:rPr>
-          <w:t xml:space="preserve">18</w:t>
-        </w:r>
-      </w:hyperlink>
-      <w:r>
-        <w:t xml:space="preserve">)</w:t>
-      </w:r>
-      <w:r>
-        <w:t xml:space="preserve">. These resources proved extremely useful for hypothesis generation but were limited in kinase coverage and often relied on consensus motifs shared across related kinases. The Cantley specificity atlases we use are broader in scope, profiling hundreds of human kinases with oriented peptide libraries and scoring essentially the entire known human phosphoproteome</w:t>
-      </w:r>
-      <w:r>
-        <w:t xml:space="preserve"> </w:t>
-      </w:r>
-      <w:r>
-        <w:t xml:space="preserve">(</w:t>
-      </w:r>
-      <w:hyperlink w:anchor="ref-Johnson2023-ai">
-        <w:r>
-          <w:rPr>
-            <w:rStyle w:val="Hyperlink"/>
-          </w:rPr>
-          <w:t xml:space="preserve">10</w:t>
-        </w:r>
-      </w:hyperlink>
-      <w:r>
-        <w:t xml:space="preserve">,</w:t>
-      </w:r>
-      <w:hyperlink w:anchor="ref-Yaron-Barir2024-lv">
-        <w:r>
-          <w:rPr>
-            <w:rStyle w:val="Hyperlink"/>
-          </w:rPr>
-          <w:t xml:space="preserve">11</w:t>
-        </w:r>
-      </w:hyperlink>
-      <w:r>
-        <w:t xml:space="preserve">)</w:t>
-      </w:r>
-      <w:r>
-        <w:t xml:space="preserve">. By intersecting these empirically derived motif scores with orthogonal features we substantially improve the signal-to-noise ratio relative to motif scores alone. This multi-layer integration is aligned with a broader trend in systems biology toward combining complementary datasets and prior knowledge to infer more accurate signalling networks</w:t>
-      </w:r>
-      <w:r>
-        <w:t xml:space="preserve"> </w:t>
-      </w:r>
-      <w:r>
-        <w:t xml:space="preserve">(</w:t>
-      </w:r>
-      <w:hyperlink w:anchor="ref-Licata2020-fm">
-        <w:r>
-          <w:rPr>
-            <w:rStyle w:val="Hyperlink"/>
-          </w:rPr>
-          <w:t xml:space="preserve">8</w:t>
-        </w:r>
-      </w:hyperlink>
-      <w:r>
-        <w:t xml:space="preserve">,</w:t>
-      </w:r>
-      <w:hyperlink w:anchor="ref-Yaron-Barir2024-lv">
-        <w:r>
-          <w:rPr>
-            <w:rStyle w:val="Hyperlink"/>
-          </w:rPr>
-          <w:t xml:space="preserve">11</w:t>
-        </w:r>
-      </w:hyperlink>
-      <w:r>
-        <w:t xml:space="preserve">,</w:t>
-      </w:r>
-      <w:hyperlink w:anchor="ref-Ochoa2020-og">
-        <w:r>
-          <w:rPr>
-            <w:rStyle w:val="Hyperlink"/>
-          </w:rPr>
-          <w:t xml:space="preserve">14</w:t>
+          <w:t xml:space="preserve">13</w:t>
         </w:r>
       </w:hyperlink>
       <w:r>
@@ -2894,13 +2990,143 @@
           <w:rPr>
             <w:rStyle w:val="Hyperlink"/>
           </w:rPr>
+          <w:t xml:space="preserve">8</w:t>
+        </w:r>
+      </w:hyperlink>
+      <w:r>
+        <w:t xml:space="preserve">)</w:t>
+      </w:r>
+      <w:r>
+        <w:t xml:space="preserve">.</w:t>
+      </w:r>
+    </w:p>
+    <w:p>
+      <w:pPr>
+        <w:pStyle w:val="BodyText"/>
+      </w:pPr>
+      <w:r>
+        <w:t xml:space="preserve">Second, our residue-level analyses underscore the distinct properties of tyrosine phosphorylation. Tyrosine sites are both less frequent and more strongly enriched for high functional scores than serine or threonine sites (</w:t>
+      </w:r>
+      <w:hyperlink w:anchor="fig-2">
+        <w:r>
+          <w:rPr>
+            <w:rStyle w:val="Hyperlink"/>
+          </w:rPr>
+          <w:t xml:space="preserve">Figure 2</w:t>
+        </w:r>
+      </w:hyperlink>
+      <w:r>
+        <w:t xml:space="preserve">), consistent with previous observations that tyrosine phosphorylation events are often associated with switch-like signalling and disease mutations</w:t>
+      </w:r>
+      <w:r>
+        <w:t xml:space="preserve"> </w:t>
+      </w:r>
+      <w:r>
+        <w:t xml:space="preserve">(</w:t>
+      </w:r>
+      <w:hyperlink w:anchor="ref-Johnson2023-ai">
+        <w:r>
+          <w:rPr>
+            <w:rStyle w:val="Hyperlink"/>
+          </w:rPr>
           <w:t xml:space="preserve">9</w:t>
         </w:r>
       </w:hyperlink>
       <w:r>
+        <w:t xml:space="preserve">,</w:t>
+      </w:r>
+      <w:hyperlink w:anchor="ref-Ochoa2020-og">
+        <w:r>
+          <w:rPr>
+            <w:rStyle w:val="Hyperlink"/>
+          </w:rPr>
+          <w:t xml:space="preserve">13</w:t>
+        </w:r>
+      </w:hyperlink>
+      <w:r>
+        <w:t xml:space="preserve">,</w:t>
+      </w:r>
+      <w:hyperlink w:anchor="ref-Obenauer2003-fc">
+        <w:r>
+          <w:rPr>
+            <w:rStyle w:val="Hyperlink"/>
+          </w:rPr>
+          <w:t xml:space="preserve">18</w:t>
+        </w:r>
+      </w:hyperlink>
+      <w:r>
         <w:t xml:space="preserve">)</w:t>
       </w:r>
       <w:r>
+        <w:t xml:space="preserve">. The fact that 70.8% of tyrosine sites in our resource exceed the functional score threshold, compared with ~27% of serine and threonine sites, suggests that our pipeline preferentially retains tyrosine sites with substantial regulatory potential (</w:t>
+      </w:r>
+      <w:hyperlink w:anchor="fig-2">
+        <w:r>
+          <w:rPr>
+            <w:rStyle w:val="Hyperlink"/>
+          </w:rPr>
+          <w:t xml:space="preserve">Figure 2</w:t>
+        </w:r>
+      </w:hyperlink>
+      <w:r>
+        <w:t xml:space="preserve">,</w:t>
+      </w:r>
+      <w:r>
+        <w:t xml:space="preserve"> </w:t>
+      </w:r>
+      <w:hyperlink w:anchor="sfig-1">
+        <w:r>
+          <w:rPr>
+            <w:rStyle w:val="Hyperlink"/>
+          </w:rPr>
+          <w:t xml:space="preserve">Supplementary Figure 1</w:t>
+        </w:r>
+      </w:hyperlink>
+      <w:r>
+        <w:t xml:space="preserve">). This may partly reflect evolutionary pressures: tyrosine kinases often act at key decision points in signalling networks, and mutations affecting their phosphosites can have large phenotypic consequences</w:t>
+      </w:r>
+      <w:r>
+        <w:t xml:space="preserve"> </w:t>
+      </w:r>
+      <w:r>
+        <w:t xml:space="preserve">(</w:t>
+      </w:r>
+      <w:hyperlink w:anchor="ref-Johnson2023-ai">
+        <w:r>
+          <w:rPr>
+            <w:rStyle w:val="Hyperlink"/>
+          </w:rPr>
+          <w:t xml:space="preserve">9</w:t>
+        </w:r>
+      </w:hyperlink>
+      <w:r>
+        <w:t xml:space="preserve">,</w:t>
+      </w:r>
+      <w:hyperlink w:anchor="ref-Ochoa2020-og">
+        <w:r>
+          <w:rPr>
+            <w:rStyle w:val="Hyperlink"/>
+          </w:rPr>
+          <w:t xml:space="preserve">13</w:t>
+        </w:r>
+      </w:hyperlink>
+      <w:r>
+        <w:t xml:space="preserve">,</w:t>
+      </w:r>
+      <w:hyperlink w:anchor="ref-Manning2002-er">
+        <w:r>
+          <w:rPr>
+            <w:rStyle w:val="Hyperlink"/>
+            <w:b/>
+            <w:bCs/>
+          </w:rPr>
+          <w:t xml:space="preserve">Manning2002-er?</w:t>
+        </w:r>
+      </w:hyperlink>
+      <w:r>
+        <w:t xml:space="preserve">)</w:t>
+      </w:r>
+      <w:r>
         <w:t xml:space="preserve">.</w:t>
       </w:r>
     </w:p>
@@ -2909,18 +3135,7 @@
         <w:pStyle w:val="BodyText"/>
       </w:pPr>
       <w:r>
-        <w:t xml:space="preserve">Second, our residue-level analyses underscore the distinct properties of tyrosine phosphorylation. Tyrosine sites are both less frequent and more strongly enriched for high functional scores than serine or threonine sites (</w:t>
-      </w:r>
-      <w:hyperlink w:anchor="fig-2">
-        <w:r>
-          <w:rPr>
-            <w:rStyle w:val="Hyperlink"/>
-          </w:rPr>
-          <w:t xml:space="preserve">Figure 2</w:t>
-        </w:r>
-      </w:hyperlink>
-      <w:r>
-        <w:t xml:space="preserve">), consistent with previous observations that tyrosine phosphorylation events are often associated with switch-like signalling and disease mutations</w:t>
+        <w:t xml:space="preserve">Such functional enrichment is exemplified by our prediction of the ABL1 kinase phosphorylating the ARID1A tumor suppressor at Y762. While this phosphosite is currently absent from major curated databases like PhosphoSitePlus, it appears as a high-confidence candidate for ABL1 (ranked 2nd, 96th percentile) in the tyrosine specificity atlas</w:t>
       </w:r>
       <w:r>
         <w:t xml:space="preserve"> </w:t>
@@ -2928,7 +3143,7 @@
       <w:r>
         <w:t xml:space="preserve">(</w:t>
       </w:r>
-      <w:hyperlink w:anchor="ref-Johnson2023-ai">
+      <w:hyperlink w:anchor="ref-Yaron-Barir2024-lv">
         <w:r>
           <w:rPr>
             <w:rStyle w:val="Hyperlink"/>
@@ -2937,57 +3152,10 @@
         </w:r>
       </w:hyperlink>
       <w:r>
-        <w:t xml:space="preserve">,</w:t>
-      </w:r>
-      <w:hyperlink w:anchor="ref-Ochoa2020-og">
-        <w:r>
-          <w:rPr>
-            <w:rStyle w:val="Hyperlink"/>
-          </w:rPr>
-          <w:t xml:space="preserve">14</w:t>
-        </w:r>
-      </w:hyperlink>
-      <w:r>
-        <w:t xml:space="preserve">,</w:t>
-      </w:r>
-      <w:hyperlink w:anchor="ref-Obenauer2003-fc">
-        <w:r>
-          <w:rPr>
-            <w:rStyle w:val="Hyperlink"/>
-          </w:rPr>
-          <w:t xml:space="preserve">18</w:t>
-        </w:r>
-      </w:hyperlink>
-      <w:r>
         <w:t xml:space="preserve">)</w:t>
       </w:r>
       <w:r>
-        <w:t xml:space="preserve">. The fact that 70.8% of tyrosine sites in our resource exceed the functional score threshold, compared with ~27% of serine and threonine sites, suggests that our pipeline preferentially retains tyrosine sites with substantial regulatory potential (</w:t>
-      </w:r>
-      <w:hyperlink w:anchor="fig-2">
-        <w:r>
-          <w:rPr>
-            <w:rStyle w:val="Hyperlink"/>
-          </w:rPr>
-          <w:t xml:space="preserve">Figure 2</w:t>
-        </w:r>
-      </w:hyperlink>
-      <w:r>
-        <w:t xml:space="preserve">,</w:t>
-      </w:r>
-      <w:r>
-        <w:t xml:space="preserve"> </w:t>
-      </w:r>
-      <w:hyperlink w:anchor="sfig-1">
-        <w:r>
-          <w:rPr>
-            <w:rStyle w:val="Hyperlink"/>
-          </w:rPr>
-          <w:t xml:space="preserve">Supplementary Figure 1</w:t>
-        </w:r>
-      </w:hyperlink>
-      <w:r>
-        <w:t xml:space="preserve">). This may partly reflect evolutionary pressures: tyrosine kinases often act at key decision points in signalling networks, and mutations affecting their phosphosites can have large phenotypic consequences</w:t>
+        <w:t xml:space="preserve">. The site possesses an Ochoa functional score greater than 0.5, and both the kinase and substrate are verified to co-localize in the nucleoplasm. Given ABL1’s established role as a major oncogenic driver</w:t>
       </w:r>
       <w:r>
         <w:t xml:space="preserve"> </w:t>
@@ -2995,30 +3163,53 @@
       <w:r>
         <w:t xml:space="preserve">(</w:t>
       </w:r>
-      <w:hyperlink w:anchor="ref-Johnson2023-ai">
-        <w:r>
-          <w:rPr>
-            <w:rStyle w:val="Hyperlink"/>
-          </w:rPr>
-          <w:t xml:space="preserve">10</w:t>
-        </w:r>
-      </w:hyperlink>
-      <w:r>
-        <w:t xml:space="preserve">,</w:t>
-      </w:r>
-      <w:hyperlink w:anchor="ref-Ochoa2020-og">
-        <w:r>
-          <w:rPr>
-            <w:rStyle w:val="Hyperlink"/>
-          </w:rPr>
-          <w:t xml:space="preserve">14</w:t>
+      <w:hyperlink w:anchor="ref-Druker2001-nj">
+        <w:r>
+          <w:rPr>
+            <w:rStyle w:val="Hyperlink"/>
+          </w:rPr>
+          <w:t xml:space="preserve">19</w:t>
         </w:r>
       </w:hyperlink>
       <w:r>
         <w:t xml:space="preserve">)</w:t>
       </w:r>
       <w:r>
-        <w:t xml:space="preserve">.</w:t>
+        <w:t xml:space="preserve"> </w:t>
+      </w:r>
+      <w:r>
+        <w:t xml:space="preserve">and ARID1A’s status as a critical subunit of the SWI/SNF chromatin-remodeling complex frequently mutated in ovarian and gastric cancers</w:t>
+      </w:r>
+      <w:r>
+        <w:t xml:space="preserve"> </w:t>
+      </w:r>
+      <w:r>
+        <w:t xml:space="preserve">(</w:t>
+      </w:r>
+      <w:hyperlink w:anchor="ref-Wiegand2010-ne">
+        <w:r>
+          <w:rPr>
+            <w:rStyle w:val="Hyperlink"/>
+          </w:rPr>
+          <w:t xml:space="preserve">20</w:t>
+        </w:r>
+      </w:hyperlink>
+      <w:r>
+        <w:t xml:space="preserve">,</w:t>
+      </w:r>
+      <w:hyperlink w:anchor="ref-Wang2011-ng">
+        <w:r>
+          <w:rPr>
+            <w:rStyle w:val="Hyperlink"/>
+          </w:rPr>
+          <w:t xml:space="preserve">21</w:t>
+        </w:r>
+      </w:hyperlink>
+      <w:r>
+        <w:t xml:space="preserve">)</w:t>
+      </w:r>
+      <w:r>
+        <w:t xml:space="preserve">, this motif-supported link suggests a potential regulatory axis that has remained overlooked in current curated networks.</w:t>
       </w:r>
     </w:p>
     <w:p>
@@ -3026,6 +3217,60 @@
         <w:pStyle w:val="BodyText"/>
       </w:pPr>
       <w:r>
+        <w:t xml:space="preserve">Similarly, our resource illuminates potential regulatory roles for understudied (dark) kinases. For example, the NEK6 kinase, despite its known role in mitotic spindle formation and its frequent overexpression in human tumors</w:t>
+      </w:r>
+      <w:r>
+        <w:t xml:space="preserve"> </w:t>
+      </w:r>
+      <w:r>
+        <w:t xml:space="preserve">(</w:t>
+      </w:r>
+      <w:hyperlink w:anchor="ref-Gao2025-pt">
+        <w:r>
+          <w:rPr>
+            <w:rStyle w:val="Hyperlink"/>
+          </w:rPr>
+          <w:t xml:space="preserve">22</w:t>
+        </w:r>
+      </w:hyperlink>
+      <w:r>
+        <w:t xml:space="preserve">)</w:t>
+      </w:r>
+      <w:r>
+        <w:t xml:space="preserve"> </w:t>
+      </w:r>
+      <w:r>
+        <w:t xml:space="preserve">remains relatively under-annotated at the substrate level. Our pipeline identifies KIFAP3 (kinesin-associated protein 3), a subunit of the kinesin-2 motor complex essential for intracellular transport and ciliogenesis</w:t>
+      </w:r>
+      <w:r>
+        <w:t xml:space="preserve"> </w:t>
+      </w:r>
+      <w:r>
+        <w:t xml:space="preserve">(</w:t>
+      </w:r>
+      <w:hyperlink w:anchor="ref-Onodera2021-eh">
+        <w:r>
+          <w:rPr>
+            <w:rStyle w:val="Hyperlink"/>
+          </w:rPr>
+          <w:t xml:space="preserve">23</w:t>
+        </w:r>
+      </w:hyperlink>
+      <w:r>
+        <w:t xml:space="preserve">)</w:t>
+      </w:r>
+      <w:r>
+        <w:t xml:space="preserve"> </w:t>
+      </w:r>
+      <w:r>
+        <w:t xml:space="preserve">as a high-confidence substrate for NEK6. Specifically, we predict NEK6 phosphorylation of KIFAP3 at S25 as a novel, likely functional site supported by shared localization in the nucleoplasm and cytosol. This predicted interaction suggests a mechanism by which NEK6 may coordinate cell-cycle progression with microtubule-based transport, providing a prioritized candidate for downstream experimental validation.</w:t>
+      </w:r>
+    </w:p>
+    <w:p>
+      <w:pPr>
+        <w:pStyle w:val="BodyText"/>
+      </w:pPr>
+      <w:r>
         <w:t xml:space="preserve">Third, the family-wise patterns in</w:t>
       </w:r>
       <w:r>
@@ -3120,29 +3365,29 @@
           <w:rPr>
             <w:rStyle w:val="Hyperlink"/>
           </w:rPr>
+          <w:t xml:space="preserve">11</w:t>
+        </w:r>
+      </w:hyperlink>
+      <w:r>
+        <w:t xml:space="preserve">,</w:t>
+      </w:r>
+      <w:hyperlink w:anchor="ref-Linding2007-rk">
+        <w:r>
+          <w:rPr>
+            <w:rStyle w:val="Hyperlink"/>
+          </w:rPr>
           <w:t xml:space="preserve">12</w:t>
         </w:r>
       </w:hyperlink>
       <w:r>
         <w:t xml:space="preserve">,</w:t>
       </w:r>
-      <w:hyperlink w:anchor="ref-Linding2007-rk">
-        <w:r>
-          <w:rPr>
-            <w:rStyle w:val="Hyperlink"/>
-          </w:rPr>
-          <w:t xml:space="preserve">13</w:t>
-        </w:r>
-      </w:hyperlink>
-      <w:r>
-        <w:t xml:space="preserve">,</w:t>
-      </w:r>
       <w:hyperlink w:anchor="ref-Gerritsen2021-cr">
         <w:r>
           <w:rPr>
             <w:rStyle w:val="Hyperlink"/>
           </w:rPr>
-          <w:t xml:space="preserve">19</w:t>
+          <w:t xml:space="preserve">24</w:t>
         </w:r>
       </w:hyperlink>
       <w:r>
@@ -3153,7 +3398,7 @@
           <w:rPr>
             <w:rStyle w:val="Hyperlink"/>
           </w:rPr>
-          <w:t xml:space="preserve">20</w:t>
+          <w:t xml:space="preserve">25</w:t>
         </w:r>
       </w:hyperlink>
       <w:r>
@@ -3191,7 +3436,7 @@
           <w:rPr>
             <w:rStyle w:val="Hyperlink"/>
           </w:rPr>
-          <w:t xml:space="preserve">6</w:t>
+          <w:t xml:space="preserve">5</w:t>
         </w:r>
       </w:hyperlink>
       <w:r>
@@ -3213,7 +3458,7 @@
           <w:rPr>
             <w:rStyle w:val="Hyperlink"/>
           </w:rPr>
-          <w:t xml:space="preserve">21</w:t>
+          <w:t xml:space="preserve">26</w:t>
         </w:r>
       </w:hyperlink>
       <w:r>
@@ -3233,7 +3478,7 @@
           <w:rPr>
             <w:rStyle w:val="Hyperlink"/>
           </w:rPr>
-          <w:t xml:space="preserve">16</w:t>
+          <w:t xml:space="preserve">15</w:t>
         </w:r>
       </w:hyperlink>
       <w:r>
@@ -3261,7 +3506,7 @@
           <w:rPr>
             <w:rStyle w:val="Hyperlink"/>
           </w:rPr>
-          <w:t xml:space="preserve">6</w:t>
+          <w:t xml:space="preserve">5</w:t>
         </w:r>
       </w:hyperlink>
       <w:r>
@@ -3272,11 +3517,51 @@
           <w:rPr>
             <w:rStyle w:val="Hyperlink"/>
           </w:rPr>
+          <w:t xml:space="preserve">12</w:t>
+        </w:r>
+      </w:hyperlink>
+      <w:r>
+        <w:t xml:space="preserve">,</w:t>
+      </w:r>
+      <w:hyperlink w:anchor="ref-Sekar2024-nx">
+        <w:r>
+          <w:rPr>
+            <w:rStyle w:val="Hyperlink"/>
+          </w:rPr>
+          <w:t xml:space="preserve">17</w:t>
+        </w:r>
+      </w:hyperlink>
+      <w:r>
+        <w:t xml:space="preserve">)</w:t>
+      </w:r>
+      <w:r>
+        <w:t xml:space="preserve">. A site that matches a kinase motif may remain unphosphorylated if it is buried in the folded protein or if an upstream priming event is absent. Conversely, kinases can act on multiple sites within the same substrate, and combinatorial patterns of phosphorylation may be required for functional output. Our use of a phosphosite functional score partially accounts for evolutionary conservation, structural features and regulatory behaviour</w:t>
+      </w:r>
+      <w:r>
+        <w:t xml:space="preserve"> </w:t>
+      </w:r>
+      <w:r>
+        <w:t xml:space="preserve">(</w:t>
+      </w:r>
+      <w:hyperlink w:anchor="ref-Ochoa2020-og">
+        <w:r>
+          <w:rPr>
+            <w:rStyle w:val="Hyperlink"/>
+          </w:rPr>
           <w:t xml:space="preserve">13</w:t>
         </w:r>
       </w:hyperlink>
       <w:r>
-        <w:t xml:space="preserve">,</w:t>
+        <w:t xml:space="preserve">)</w:t>
+      </w:r>
+      <w:r>
+        <w:t xml:space="preserve">, but cannot fully model three-dimensional accessibility or cooperative phosphorylation events. Incorporating structural information, as done in 3D-aware prediction tools, and explicit modelling of docking motifs could improve specificity for kinases with overlapping linear motifs</w:t>
+      </w:r>
+      <w:r>
+        <w:t xml:space="preserve"> </w:t>
+      </w:r>
+      <w:r>
+        <w:t xml:space="preserve">(</w:t>
       </w:r>
       <w:hyperlink w:anchor="ref-Sekar2024-nx">
         <w:r>
@@ -3287,10 +3572,40 @@
         </w:r>
       </w:hyperlink>
       <w:r>
+        <w:t xml:space="preserve">,</w:t>
+      </w:r>
+      <w:hyperlink w:anchor="ref-Liu2023-re">
+        <w:r>
+          <w:rPr>
+            <w:rStyle w:val="Hyperlink"/>
+          </w:rPr>
+          <w:t xml:space="preserve">25</w:t>
+        </w:r>
+      </w:hyperlink>
+      <w:r>
         <w:t xml:space="preserve">)</w:t>
       </w:r>
       <w:r>
-        <w:t xml:space="preserve">. A site that matches a kinase motif may remain unphosphorylated if it is buried in the folded protein or if an upstream priming event is absent. Conversely, kinases can act on multiple sites within the same substrate, and combinatorial patterns of phosphorylation may be required for functional output. Our use of a phosphosite functional score partially accounts for evolutionary conservation, structural features and regulatory behaviour</w:t>
+        <w:t xml:space="preserve">.</w:t>
+      </w:r>
+    </w:p>
+    <w:p>
+      <w:pPr>
+        <w:pStyle w:val="BodyText"/>
+      </w:pPr>
+      <w:r>
+        <w:t xml:space="preserve">Third, while our filters substantially reduce the apparent false-positive rate, they may also disproportionately remove interactions in less-characterised cellular compartments or tissues, where localization and functional annotations are sparse. For example, proteins restricted to specific organelles or cell types may lack high-confidence HPA annotations, causing their interactions to be under-represented (</w:t>
+      </w:r>
+      <w:hyperlink w:anchor="fig-2">
+        <w:r>
+          <w:rPr>
+            <w:rStyle w:val="Hyperlink"/>
+          </w:rPr>
+          <w:t xml:space="preserve">Figure 2</w:t>
+        </w:r>
+      </w:hyperlink>
+      <w:r>
+        <w:t xml:space="preserve">). Future expansions of localization resources and condition-specific phosphoproteomics will be important to mitigate this bias</w:t>
       </w:r>
       <w:r>
         <w:t xml:space="preserve"> </w:t>
@@ -3298,19 +3613,38 @@
       <w:r>
         <w:t xml:space="preserve">(</w:t>
       </w:r>
-      <w:hyperlink w:anchor="ref-Ochoa2020-og">
-        <w:r>
-          <w:rPr>
-            <w:rStyle w:val="Hyperlink"/>
-          </w:rPr>
-          <w:t xml:space="preserve">14</w:t>
+      <w:hyperlink w:anchor="ref-Thul2017-cl">
+        <w:r>
+          <w:rPr>
+            <w:rStyle w:val="Hyperlink"/>
+          </w:rPr>
+          <w:t xml:space="preserve">15</w:t>
+        </w:r>
+      </w:hyperlink>
+      <w:r>
+        <w:t xml:space="preserve">,</w:t>
+      </w:r>
+      <w:hyperlink w:anchor="ref-Uhlen2015-sd">
+        <w:r>
+          <w:rPr>
+            <w:rStyle w:val="Hyperlink"/>
+          </w:rPr>
+          <w:t xml:space="preserve">27</w:t>
         </w:r>
       </w:hyperlink>
       <w:r>
         <w:t xml:space="preserve">)</w:t>
       </w:r>
       <w:r>
-        <w:t xml:space="preserve">, but cannot fully model three-dimensional accessibility or cooperative phosphorylation events. Incorporating structural information, as done in 3D-aware prediction tools, and explicit modelling of docking motifs could improve specificity for kinases with overlapping linear motifs</w:t>
+        <w:t xml:space="preserve">.</w:t>
+      </w:r>
+    </w:p>
+    <w:p>
+      <w:pPr>
+        <w:pStyle w:val="BodyText"/>
+      </w:pPr>
+      <w:r>
+        <w:t xml:space="preserve">Finally, we focus on the presence of potential kinase-substrate relationships rather than their quantitative strength or regulatory sign (activating vs. inhibitory). Integrating quantitative phosphoproteomic time series with prior KSI networks has been shown to enable inference of causal directionality and sign</w:t>
       </w:r>
       <w:r>
         <w:t xml:space="preserve"> </w:t>
@@ -3318,101 +3652,12 @@
       <w:r>
         <w:t xml:space="preserve">(</w:t>
       </w:r>
-      <w:hyperlink w:anchor="ref-Sekar2024-nx">
-        <w:r>
-          <w:rPr>
-            <w:rStyle w:val="Hyperlink"/>
-          </w:rPr>
-          <w:t xml:space="preserve">17</w:t>
-        </w:r>
-      </w:hyperlink>
-      <w:r>
-        <w:t xml:space="preserve">,</w:t>
-      </w:r>
-      <w:hyperlink w:anchor="ref-Liu2023-re">
-        <w:r>
-          <w:rPr>
-            <w:rStyle w:val="Hyperlink"/>
-          </w:rPr>
-          <w:t xml:space="preserve">20</w:t>
-        </w:r>
-      </w:hyperlink>
-      <w:r>
-        <w:t xml:space="preserve">)</w:t>
-      </w:r>
-      <w:r>
-        <w:t xml:space="preserve">.</w:t>
-      </w:r>
-    </w:p>
-    <w:p>
-      <w:pPr>
-        <w:pStyle w:val="BodyText"/>
-      </w:pPr>
-      <w:r>
-        <w:t xml:space="preserve">Third, while our filters substantially reduce the apparent false-positive rate, they may also disproportionately remove interactions in less-characterised cellular compartments or tissues, where localization and functional annotations are sparse. For example, proteins restricted to specific organelles or cell types may lack high-confidence HPA annotations, causing their interactions to be under-represented (</w:t>
-      </w:r>
-      <w:hyperlink w:anchor="fig-2">
-        <w:r>
-          <w:rPr>
-            <w:rStyle w:val="Hyperlink"/>
-          </w:rPr>
-          <w:t xml:space="preserve">Figure 2</w:t>
-        </w:r>
-      </w:hyperlink>
-      <w:r>
-        <w:t xml:space="preserve">). Future expansions of localization resources and condition-specific phosphoproteomics will be important to mitigate this bias</w:t>
-      </w:r>
-      <w:r>
-        <w:t xml:space="preserve"> </w:t>
-      </w:r>
-      <w:r>
-        <w:t xml:space="preserve">(</w:t>
-      </w:r>
-      <w:hyperlink w:anchor="ref-Thul2017-cl">
-        <w:r>
-          <w:rPr>
-            <w:rStyle w:val="Hyperlink"/>
-          </w:rPr>
-          <w:t xml:space="preserve">16</w:t>
-        </w:r>
-      </w:hyperlink>
-      <w:r>
-        <w:t xml:space="preserve">,</w:t>
-      </w:r>
-      <w:hyperlink w:anchor="ref-Uhlen2015-sd">
-        <w:r>
-          <w:rPr>
-            <w:rStyle w:val="Hyperlink"/>
-          </w:rPr>
-          <w:t xml:space="preserve">22</w:t>
-        </w:r>
-      </w:hyperlink>
-      <w:r>
-        <w:t xml:space="preserve">)</w:t>
-      </w:r>
-      <w:r>
-        <w:t xml:space="preserve">.</w:t>
-      </w:r>
-    </w:p>
-    <w:p>
-      <w:pPr>
-        <w:pStyle w:val="BodyText"/>
-      </w:pPr>
-      <w:r>
-        <w:t xml:space="preserve">Finally, we focus on the presence of potential kinase-substrate relationships rather than their quantitative strength or regulatory sign (activating vs. inhibitory). Integrating quantitative phosphoproteomic time series with prior KSI networks has been shown to enable inference of causal directionality and sign</w:t>
-      </w:r>
-      <w:r>
-        <w:t xml:space="preserve"> </w:t>
-      </w:r>
-      <w:r>
-        <w:t xml:space="preserve">(</w:t>
-      </w:r>
       <w:hyperlink w:anchor="ref-Yaron-Barir2024-lv">
         <w:r>
           <w:rPr>
             <w:rStyle w:val="Hyperlink"/>
           </w:rPr>
-          <w:t xml:space="preserve">11</w:t>
+          <w:t xml:space="preserve">10</w:t>
         </w:r>
       </w:hyperlink>
       <w:r>
@@ -3450,10 +3695,83 @@
           <w:rPr>
             <w:rStyle w:val="Hyperlink"/>
           </w:rPr>
+          <w:t xml:space="preserve">9</w:t>
+        </w:r>
+      </w:hyperlink>
+      <w:r>
+        <w:t xml:space="preserve">,</w:t>
+      </w:r>
+      <w:hyperlink w:anchor="ref-Yaron-Barir2024-lv">
+        <w:r>
+          <w:rPr>
+            <w:rStyle w:val="Hyperlink"/>
+          </w:rPr>
           <w:t xml:space="preserve">10</w:t>
         </w:r>
       </w:hyperlink>
       <w:r>
+        <w:t xml:space="preserve">)</w:t>
+      </w:r>
+      <w:r>
+        <w:t xml:space="preserve">, our pipeline can be rerun to refresh motif-based predictions and coverage. Second, dynamic data could be used to refine or re-weight predicted interactions. Condition-specific phosphoproteomics, kinase inhibition or knockdown experiments, and proximity-labelling assays can provide direct evidence for or against particular KSIs</w:t>
+      </w:r>
+      <w:r>
+        <w:t xml:space="preserve"> </w:t>
+      </w:r>
+      <w:r>
+        <w:t xml:space="preserve">(</w:t>
+      </w:r>
+      <w:hyperlink w:anchor="ref-Miller2008-ey">
+        <w:r>
+          <w:rPr>
+            <w:rStyle w:val="Hyperlink"/>
+          </w:rPr>
+          <w:t xml:space="preserve">11</w:t>
+        </w:r>
+      </w:hyperlink>
+      <w:r>
+        <w:t xml:space="preserve">,</w:t>
+      </w:r>
+      <w:hyperlink w:anchor="ref-Ochoa2020-og">
+        <w:r>
+          <w:rPr>
+            <w:rStyle w:val="Hyperlink"/>
+          </w:rPr>
+          <w:t xml:space="preserve">13</w:t>
+        </w:r>
+      </w:hyperlink>
+      <w:r>
+        <w:t xml:space="preserve">,</w:t>
+      </w:r>
+      <w:hyperlink w:anchor="ref-Gerritsen2021-cr">
+        <w:r>
+          <w:rPr>
+            <w:rStyle w:val="Hyperlink"/>
+          </w:rPr>
+          <w:t xml:space="preserve">24</w:t>
+        </w:r>
+      </w:hyperlink>
+      <w:r>
+        <w:t xml:space="preserve">)</w:t>
+      </w:r>
+      <w:r>
+        <w:t xml:space="preserve">. Such data could be integrated into probabilistic or machine-learning models that jointly consider motif score, co-localization, co-expression, network proximity and experimental perturbation response to yield an overall confidence score, as done in other kinase–substrate prediction frameworks</w:t>
+      </w:r>
+      <w:r>
+        <w:t xml:space="preserve"> </w:t>
+      </w:r>
+      <w:r>
+        <w:t xml:space="preserve">(</w:t>
+      </w:r>
+      <w:hyperlink w:anchor="ref-Licata2020-fm">
+        <w:r>
+          <w:rPr>
+            <w:rStyle w:val="Hyperlink"/>
+          </w:rPr>
+          <w:t xml:space="preserve">7</w:t>
+        </w:r>
+      </w:hyperlink>
+      <w:r>
         <w:t xml:space="preserve">,</w:t>
       </w:r>
       <w:hyperlink w:anchor="ref-Yaron-Barir2024-lv">
@@ -3461,14 +3779,59 @@
           <w:rPr>
             <w:rStyle w:val="Hyperlink"/>
           </w:rPr>
+          <w:t xml:space="preserve">10</w:t>
+        </w:r>
+      </w:hyperlink>
+      <w:r>
+        <w:t xml:space="preserve">,</w:t>
+      </w:r>
+      <w:hyperlink w:anchor="ref-Miller2008-ey">
+        <w:r>
+          <w:rPr>
+            <w:rStyle w:val="Hyperlink"/>
+          </w:rPr>
           <w:t xml:space="preserve">11</w:t>
         </w:r>
       </w:hyperlink>
       <w:r>
+        <w:t xml:space="preserve">,</w:t>
+      </w:r>
+      <w:hyperlink w:anchor="ref-Ochoa2020-og">
+        <w:r>
+          <w:rPr>
+            <w:rStyle w:val="Hyperlink"/>
+          </w:rPr>
+          <w:t xml:space="preserve">13</w:t>
+        </w:r>
+      </w:hyperlink>
+      <w:r>
+        <w:t xml:space="preserve">,</w:t>
+      </w:r>
+      <w:hyperlink w:anchor="ref-Obenauer2003-fc">
+        <w:r>
+          <w:rPr>
+            <w:rStyle w:val="Hyperlink"/>
+          </w:rPr>
+          <w:t xml:space="preserve">18</w:t>
+        </w:r>
+      </w:hyperlink>
+      <w:r>
         <w:t xml:space="preserve">)</w:t>
       </w:r>
       <w:r>
-        <w:t xml:space="preserve">, our pipeline can be rerun to refresh motif-based predictions and coverage. Second, dynamic data could be used to refine or re-weight predicted interactions. Condition-specific phosphoproteomics, kinase inhibition or knockdown experiments, and proximity-labelling assays can provide direct evidence for or against particular KSIs</w:t>
+        <w:t xml:space="preserve">. Our current two-filter scheme could thus serve as a transparent baseline on top of which more sophisticated predictive models are trained. Third, tighter integration with existing resources would increase usability. For example, predicted KSIs could be deposited into PhosphoSitePlus, SIGNOR or related databases as</w:t>
+      </w:r>
+      <w:r>
+        <w:t xml:space="preserve"> </w:t>
+      </w:r>
+      <w:r>
+        <w:t xml:space="preserve">“computationally inferred”</w:t>
+      </w:r>
+      <w:r>
+        <w:t xml:space="preserve"> </w:t>
+      </w:r>
+      <w:r>
+        <w:t xml:space="preserve">interactions with explicit evidence codes (motif-based, co-localization-supported, functional-site-supported)</w:t>
       </w:r>
       <w:r>
         <w:t xml:space="preserve"> </w:t>
@@ -3476,12 +3839,108 @@
       <w:r>
         <w:t xml:space="preserve">(</w:t>
       </w:r>
-      <w:hyperlink w:anchor="ref-Miller2008-ey">
-        <w:r>
-          <w:rPr>
-            <w:rStyle w:val="Hyperlink"/>
-          </w:rPr>
-          <w:t xml:space="preserve">12</w:t>
+      <w:hyperlink w:anchor="ref-Hornbeck2015-dg">
+        <w:r>
+          <w:rPr>
+            <w:rStyle w:val="Hyperlink"/>
+          </w:rPr>
+          <w:t xml:space="preserve">3</w:t>
+        </w:r>
+      </w:hyperlink>
+      <w:r>
+        <w:t xml:space="preserve">,</w:t>
+      </w:r>
+      <w:hyperlink w:anchor="ref-Huang2018-bq">
+        <w:r>
+          <w:rPr>
+            <w:rStyle w:val="Hyperlink"/>
+          </w:rPr>
+          <w:t xml:space="preserve">4</w:t>
+        </w:r>
+      </w:hyperlink>
+      <w:r>
+        <w:t xml:space="preserve">,</w:t>
+      </w:r>
+      <w:hyperlink w:anchor="ref-Licata2020-fm">
+        <w:r>
+          <w:rPr>
+            <w:rStyle w:val="Hyperlink"/>
+          </w:rPr>
+          <w:t xml:space="preserve">7</w:t>
+        </w:r>
+      </w:hyperlink>
+      <w:r>
+        <w:t xml:space="preserve">)</w:t>
+      </w:r>
+      <w:r>
+        <w:t xml:space="preserve">. This would allow researchers querying a protein of interest to view predicted kinases alongside curated ones. Similarly, linking our predictions with the Dark Kinase Knowledgebase and other IDG tools</w:t>
+      </w:r>
+      <w:r>
+        <w:t xml:space="preserve"> </w:t>
+      </w:r>
+      <w:r>
+        <w:t xml:space="preserve">(</w:t>
+      </w:r>
+      <w:hyperlink w:anchor="ref-Berginski2021-so">
+        <w:r>
+          <w:rPr>
+            <w:rStyle w:val="Hyperlink"/>
+          </w:rPr>
+          <w:t xml:space="preserve">8</w:t>
+        </w:r>
+      </w:hyperlink>
+      <w:r>
+        <w:t xml:space="preserve">)</w:t>
+      </w:r>
+      <w:r>
+        <w:t xml:space="preserve"> </w:t>
+      </w:r>
+      <w:r>
+        <w:t xml:space="preserve">could help experimental groups prioritize substrates for poorly studied kinases, accelerating efforts to</w:t>
+      </w:r>
+      <w:r>
+        <w:t xml:space="preserve"> </w:t>
+      </w:r>
+      <w:r>
+        <w:t xml:space="preserve">“de-orphanise”</w:t>
+      </w:r>
+      <w:r>
+        <w:t xml:space="preserve"> </w:t>
+      </w:r>
+      <w:r>
+        <w:t xml:space="preserve">dark kinases.</w:t>
+      </w:r>
+    </w:p>
+    <w:p>
+      <w:pPr>
+        <w:pStyle w:val="BodyText"/>
+      </w:pPr>
+      <w:r>
+        <w:t xml:space="preserve">Finally, there is an opportunity to exploit the resource in disease-focused studies. Many of the substrates and sites in our network overlap with proteins mutated or dysregulated in cancer and other diseases</w:t>
+      </w:r>
+      <w:r>
+        <w:t xml:space="preserve"> </w:t>
+      </w:r>
+      <w:r>
+        <w:t xml:space="preserve">(</w:t>
+      </w:r>
+      <w:hyperlink w:anchor="ref-Hornbeck2015-dg">
+        <w:r>
+          <w:rPr>
+            <w:rStyle w:val="Hyperlink"/>
+          </w:rPr>
+          <w:t xml:space="preserve">3</w:t>
+        </w:r>
+      </w:hyperlink>
+      <w:r>
+        <w:t xml:space="preserve">,</w:t>
+      </w:r>
+      <w:hyperlink w:anchor="ref-Johnson2023-ai">
+        <w:r>
+          <w:rPr>
+            <w:rStyle w:val="Hyperlink"/>
+          </w:rPr>
+          <w:t xml:space="preserve">9</w:t>
         </w:r>
       </w:hyperlink>
       <w:r>
@@ -3492,232 +3951,18 @@
           <w:rPr>
             <w:rStyle w:val="Hyperlink"/>
           </w:rPr>
+          <w:t xml:space="preserve">13</w:t>
+        </w:r>
+      </w:hyperlink>
+      <w:r>
+        <w:t xml:space="preserve">,</w:t>
+      </w:r>
+      <w:hyperlink w:anchor="ref-Invergo2020-kl">
+        <w:r>
+          <w:rPr>
+            <w:rStyle w:val="Hyperlink"/>
+          </w:rPr>
           <w:t xml:space="preserve">14</w:t>
-        </w:r>
-      </w:hyperlink>
-      <w:r>
-        <w:t xml:space="preserve">,</w:t>
-      </w:r>
-      <w:hyperlink w:anchor="ref-Gerritsen2021-cr">
-        <w:r>
-          <w:rPr>
-            <w:rStyle w:val="Hyperlink"/>
-          </w:rPr>
-          <w:t xml:space="preserve">19</w:t>
-        </w:r>
-      </w:hyperlink>
-      <w:r>
-        <w:t xml:space="preserve">)</w:t>
-      </w:r>
-      <w:r>
-        <w:t xml:space="preserve">. Such data could be integrated into probabilistic or machine-learning models that jointly consider motif score, co-localization, co-expression, network proximity and experimental perturbation response to yield an overall confidence score, as done in other kinase–substrate prediction frameworks</w:t>
-      </w:r>
-      <w:r>
-        <w:t xml:space="preserve"> </w:t>
-      </w:r>
-      <w:r>
-        <w:t xml:space="preserve">(</w:t>
-      </w:r>
-      <w:hyperlink w:anchor="ref-Licata2020-fm">
-        <w:r>
-          <w:rPr>
-            <w:rStyle w:val="Hyperlink"/>
-          </w:rPr>
-          <w:t xml:space="preserve">8</w:t>
-        </w:r>
-      </w:hyperlink>
-      <w:r>
-        <w:t xml:space="preserve">,</w:t>
-      </w:r>
-      <w:hyperlink w:anchor="ref-Yaron-Barir2024-lv">
-        <w:r>
-          <w:rPr>
-            <w:rStyle w:val="Hyperlink"/>
-          </w:rPr>
-          <w:t xml:space="preserve">11</w:t>
-        </w:r>
-      </w:hyperlink>
-      <w:r>
-        <w:t xml:space="preserve">,</w:t>
-      </w:r>
-      <w:hyperlink w:anchor="ref-Miller2008-ey">
-        <w:r>
-          <w:rPr>
-            <w:rStyle w:val="Hyperlink"/>
-          </w:rPr>
-          <w:t xml:space="preserve">12</w:t>
-        </w:r>
-      </w:hyperlink>
-      <w:r>
-        <w:t xml:space="preserve">,</w:t>
-      </w:r>
-      <w:hyperlink w:anchor="ref-Ochoa2020-og">
-        <w:r>
-          <w:rPr>
-            <w:rStyle w:val="Hyperlink"/>
-          </w:rPr>
-          <w:t xml:space="preserve">14</w:t>
-        </w:r>
-      </w:hyperlink>
-      <w:r>
-        <w:t xml:space="preserve">,</w:t>
-      </w:r>
-      <w:hyperlink w:anchor="ref-Obenauer2003-fc">
-        <w:r>
-          <w:rPr>
-            <w:rStyle w:val="Hyperlink"/>
-          </w:rPr>
-          <w:t xml:space="preserve">18</w:t>
-        </w:r>
-      </w:hyperlink>
-      <w:r>
-        <w:t xml:space="preserve">)</w:t>
-      </w:r>
-      <w:r>
-        <w:t xml:space="preserve">. Our current two-filter scheme could thus serve as a transparent baseline on top of which more sophisticated predictive models are trained. Third, tighter integration with existing resources would increase usability. For example, predicted KSIs could be deposited into PhosphoSitePlus, SIGNOR or related databases as</w:t>
-      </w:r>
-      <w:r>
-        <w:t xml:space="preserve"> </w:t>
-      </w:r>
-      <w:r>
-        <w:t xml:space="preserve">“computationally inferred”</w:t>
-      </w:r>
-      <w:r>
-        <w:t xml:space="preserve"> </w:t>
-      </w:r>
-      <w:r>
-        <w:t xml:space="preserve">interactions with explicit evidence codes (motif-based, co-localization-supported, functional-site-supported)</w:t>
-      </w:r>
-      <w:r>
-        <w:t xml:space="preserve"> </w:t>
-      </w:r>
-      <w:r>
-        <w:t xml:space="preserve">(</w:t>
-      </w:r>
-      <w:hyperlink w:anchor="ref-Hornbeck2015-dg">
-        <w:r>
-          <w:rPr>
-            <w:rStyle w:val="Hyperlink"/>
-          </w:rPr>
-          <w:t xml:space="preserve">3</w:t>
-        </w:r>
-      </w:hyperlink>
-      <w:r>
-        <w:t xml:space="preserve">,</w:t>
-      </w:r>
-      <w:hyperlink w:anchor="ref-Huang2018-bq">
-        <w:r>
-          <w:rPr>
-            <w:rStyle w:val="Hyperlink"/>
-          </w:rPr>
-          <w:t xml:space="preserve">5</w:t>
-        </w:r>
-      </w:hyperlink>
-      <w:r>
-        <w:t xml:space="preserve">,</w:t>
-      </w:r>
-      <w:hyperlink w:anchor="ref-Licata2020-fm">
-        <w:r>
-          <w:rPr>
-            <w:rStyle w:val="Hyperlink"/>
-          </w:rPr>
-          <w:t xml:space="preserve">8</w:t>
-        </w:r>
-      </w:hyperlink>
-      <w:r>
-        <w:t xml:space="preserve">)</w:t>
-      </w:r>
-      <w:r>
-        <w:t xml:space="preserve">. This would allow researchers querying a protein of interest to view predicted kinases alongside curated ones. Similarly, linking our predictions with the Dark Kinase Knowledgebase and other IDG tools</w:t>
-      </w:r>
-      <w:r>
-        <w:t xml:space="preserve"> </w:t>
-      </w:r>
-      <w:r>
-        <w:t xml:space="preserve">(</w:t>
-      </w:r>
-      <w:hyperlink w:anchor="ref-Berginski2021-so">
-        <w:r>
-          <w:rPr>
-            <w:rStyle w:val="Hyperlink"/>
-          </w:rPr>
-          <w:t xml:space="preserve">9</w:t>
-        </w:r>
-      </w:hyperlink>
-      <w:r>
-        <w:t xml:space="preserve">)</w:t>
-      </w:r>
-      <w:r>
-        <w:t xml:space="preserve"> </w:t>
-      </w:r>
-      <w:r>
-        <w:t xml:space="preserve">could help experimental groups prioritize substrates for poorly studied kinases, accelerating efforts to</w:t>
-      </w:r>
-      <w:r>
-        <w:t xml:space="preserve"> </w:t>
-      </w:r>
-      <w:r>
-        <w:t xml:space="preserve">“de-orphanise”</w:t>
-      </w:r>
-      <w:r>
-        <w:t xml:space="preserve"> </w:t>
-      </w:r>
-      <w:r>
-        <w:t xml:space="preserve">dark kinases.</w:t>
-      </w:r>
-    </w:p>
-    <w:p>
-      <w:pPr>
-        <w:pStyle w:val="BodyText"/>
-      </w:pPr>
-      <w:r>
-        <w:t xml:space="preserve">Finally, there is an opportunity to exploit the resource in disease-focused studies. Many of the substrates and sites in our network overlap with proteins mutated or dysregulated in cancer and other diseases</w:t>
-      </w:r>
-      <w:r>
-        <w:t xml:space="preserve"> </w:t>
-      </w:r>
-      <w:r>
-        <w:t xml:space="preserve">(</w:t>
-      </w:r>
-      <w:hyperlink w:anchor="ref-Hornbeck2015-dg">
-        <w:r>
-          <w:rPr>
-            <w:rStyle w:val="Hyperlink"/>
-          </w:rPr>
-          <w:t xml:space="preserve">3</w:t>
-        </w:r>
-      </w:hyperlink>
-      <w:r>
-        <w:t xml:space="preserve">,</w:t>
-      </w:r>
-      <w:hyperlink w:anchor="ref-Johnson2023-ai">
-        <w:r>
-          <w:rPr>
-            <w:rStyle w:val="Hyperlink"/>
-          </w:rPr>
-          <w:t xml:space="preserve">10</w:t>
-        </w:r>
-      </w:hyperlink>
-      <w:r>
-        <w:t xml:space="preserve">,</w:t>
-      </w:r>
-      <w:hyperlink w:anchor="ref-Ochoa2020-og">
-        <w:r>
-          <w:rPr>
-            <w:rStyle w:val="Hyperlink"/>
-          </w:rPr>
-          <w:t xml:space="preserve">14</w:t>
-        </w:r>
-      </w:hyperlink>
-      <w:r>
-        <w:t xml:space="preserve">,</w:t>
-      </w:r>
-      <w:hyperlink w:anchor="ref-Invergo2020-kl">
-        <w:r>
-          <w:rPr>
-            <w:rStyle w:val="Hyperlink"/>
-          </w:rPr>
-          <w:t xml:space="preserve">15</w:t>
         </w:r>
       </w:hyperlink>
       <w:r>
@@ -3824,28 +4069,6 @@
         </w:r>
       </w:hyperlink>
       <w:r>
-        <w:t xml:space="preserve">–</w:t>
-      </w:r>
-      <w:hyperlink w:anchor="ref-Huang2018-bq">
-        <w:r>
-          <w:rPr>
-            <w:rStyle w:val="Hyperlink"/>
-          </w:rPr>
-          <w:t xml:space="preserve">5</w:t>
-        </w:r>
-      </w:hyperlink>
-      <w:r>
-        <w:t xml:space="preserve">,</w:t>
-      </w:r>
-      <w:hyperlink w:anchor="ref-Miller2008-ey">
-        <w:r>
-          <w:rPr>
-            <w:rStyle w:val="Hyperlink"/>
-          </w:rPr>
-          <w:t xml:space="preserve">12</w:t>
-        </w:r>
-      </w:hyperlink>
-      <w:r>
         <w:t xml:space="preserve">,</w:t>
       </w:r>
       <w:hyperlink w:anchor="ref-Ochoa2020-og">
@@ -3853,7 +4076,7 @@
           <w:rPr>
             <w:rStyle w:val="Hyperlink"/>
           </w:rPr>
-          <w:t xml:space="preserve">14</w:t>
+          <w:t xml:space="preserve">13</w:t>
         </w:r>
       </w:hyperlink>
       <w:r>
@@ -3870,12 +4093,40 @@
       <w:r>
         <w:t xml:space="preserve">,</w:t>
       </w:r>
-      <w:hyperlink w:anchor="ref-Obenauer2003-fc">
-        <w:r>
-          <w:rPr>
-            <w:rStyle w:val="Hyperlink"/>
-          </w:rPr>
-          <w:t xml:space="preserve">18</w:t>
+      <w:hyperlink w:anchor="ref-Orchard2014-vo">
+        <w:r>
+          <w:rPr>
+            <w:rStyle w:val="Hyperlink"/>
+            <w:b/>
+            <w:bCs/>
+          </w:rPr>
+          <w:t xml:space="preserve">Orchard2014-vo?</w:t>
+        </w:r>
+      </w:hyperlink>
+      <w:r>
+        <w:t xml:space="preserve">,</w:t>
+      </w:r>
+      <w:hyperlink w:anchor="ref-Keshava_Prasad2009-to">
+        <w:r>
+          <w:rPr>
+            <w:rStyle w:val="Hyperlink"/>
+            <w:b/>
+            <w:bCs/>
+          </w:rPr>
+          <w:t xml:space="preserve">Keshava_Prasad2009-to?</w:t>
+        </w:r>
+      </w:hyperlink>
+      <w:r>
+        <w:t xml:space="preserve">,</w:t>
+      </w:r>
+      <w:hyperlink w:anchor="ref-Wang2020-gp">
+        <w:r>
+          <w:rPr>
+            <w:rStyle w:val="Hyperlink"/>
+            <w:b/>
+            <w:bCs/>
+          </w:rPr>
+          <w:t xml:space="preserve">Wang2020-gp?</w:t>
         </w:r>
       </w:hyperlink>
       <w:r>
@@ -3922,7 +4173,7 @@
       </w:r>
     </w:p>
     <w:bookmarkEnd w:id="54"/>
-    <w:bookmarkStart w:id="82" w:name="supplementary-data"/>
+    <w:bookmarkStart w:id="90" w:name="supplementary-data"/>
     <w:p>
       <w:pPr>
         <w:pStyle w:val="Heading1"/>
@@ -4046,7 +4297,7 @@
         <w:t xml:space="preserve">Alt text: Three-panel figure showing phosphosite counts per database, the percentage of functional sites across sources, and an UpSet plot visualizing source overlaps.</w:t>
       </w:r>
     </w:p>
-    <w:bookmarkStart w:id="81" w:name="refs"/>
+    <w:bookmarkStart w:id="89" w:name="refs"/>
     <w:bookmarkStart w:id="59" w:name="ref-Iakoucheva2004-ef"/>
     <w:p>
       <w:pPr>
@@ -4203,13 +4454,601 @@
       </w:r>
     </w:p>
     <w:bookmarkEnd w:id="61"/>
-    <w:bookmarkStart w:id="62" w:name="ref-Chen2025-bt"/>
+    <w:bookmarkStart w:id="62" w:name="ref-Huang2018-bq"/>
     <w:p>
       <w:pPr>
         <w:pStyle w:val="Bibliography"/>
       </w:pPr>
       <w:r>
         <w:t xml:space="preserve">4.</w:t>
+      </w:r>
+      <w:r>
+        <w:t xml:space="preserve"> </w:t>
+      </w:r>
+      <w:r>
+        <w:t xml:space="preserve">	</w:t>
+      </w:r>
+      <w:r>
+        <w:t xml:space="preserve">Huang, H., Arighi, C.N., Ross, K.E., et al. (2018)</w:t>
+      </w:r>
+      <w:r>
+        <w:t xml:space="preserve"> </w:t>
+      </w:r>
+      <w:r>
+        <w:t xml:space="preserve">iPTMnet</w:t>
+      </w:r>
+      <w:r>
+        <w:t xml:space="preserve">: An integrated resource for protein post-translational modification network discovery.</w:t>
+      </w:r>
+      <w:r>
+        <w:t xml:space="preserve"> </w:t>
+      </w:r>
+      <w:r>
+        <w:rPr>
+          <w:i/>
+          <w:iCs/>
+        </w:rPr>
+        <w:t xml:space="preserve">Nucleic Acids Res.</w:t>
+      </w:r>
+      <w:r>
+        <w:t xml:space="preserve">,</w:t>
+      </w:r>
+      <w:r>
+        <w:t xml:space="preserve"> </w:t>
+      </w:r>
+      <w:r>
+        <w:rPr>
+          <w:b/>
+          <w:bCs/>
+        </w:rPr>
+        <w:t xml:space="preserve">46</w:t>
+      </w:r>
+      <w:r>
+        <w:t xml:space="preserve">, D542–D550.</w:t>
+      </w:r>
+    </w:p>
+    <w:bookmarkEnd w:id="62"/>
+    <w:bookmarkStart w:id="63" w:name="ref-Dinkel2011-pp"/>
+    <w:p>
+      <w:pPr>
+        <w:pStyle w:val="Bibliography"/>
+      </w:pPr>
+      <w:r>
+        <w:t xml:space="preserve">5.</w:t>
+      </w:r>
+      <w:r>
+        <w:t xml:space="preserve"> </w:t>
+      </w:r>
+      <w:r>
+        <w:t xml:space="preserve">	</w:t>
+      </w:r>
+      <w:r>
+        <w:t xml:space="preserve">Dinkel, H., Chica, C., Via, A., et al. (2011) Phospho.</w:t>
+      </w:r>
+      <w:r>
+        <w:t xml:space="preserve">ELM</w:t>
+      </w:r>
+      <w:r>
+        <w:t xml:space="preserve">: A database of phosphorylation sites–update 2011.</w:t>
+      </w:r>
+      <w:r>
+        <w:t xml:space="preserve"> </w:t>
+      </w:r>
+      <w:r>
+        <w:rPr>
+          <w:i/>
+          <w:iCs/>
+        </w:rPr>
+        <w:t xml:space="preserve">Nucleic Acids Res.</w:t>
+      </w:r>
+      <w:r>
+        <w:t xml:space="preserve">,</w:t>
+      </w:r>
+      <w:r>
+        <w:t xml:space="preserve"> </w:t>
+      </w:r>
+      <w:r>
+        <w:rPr>
+          <w:b/>
+          <w:bCs/>
+        </w:rPr>
+        <w:t xml:space="preserve">39</w:t>
+      </w:r>
+      <w:r>
+        <w:t xml:space="preserve">, D261–7.</w:t>
+      </w:r>
+    </w:p>
+    <w:bookmarkEnd w:id="63"/>
+    <w:bookmarkStart w:id="64" w:name="ref-Hu2014-dp"/>
+    <w:p>
+      <w:pPr>
+        <w:pStyle w:val="Bibliography"/>
+      </w:pPr>
+      <w:r>
+        <w:t xml:space="preserve">6.</w:t>
+      </w:r>
+      <w:r>
+        <w:t xml:space="preserve"> </w:t>
+      </w:r>
+      <w:r>
+        <w:t xml:space="preserve">	</w:t>
+      </w:r>
+      <w:r>
+        <w:t xml:space="preserve">Hu, J., Rho, H.-S., Newman, R.H., et al. (2014)</w:t>
+      </w:r>
+      <w:r>
+        <w:t xml:space="preserve"> </w:t>
+      </w:r>
+      <w:r>
+        <w:t xml:space="preserve">PhosphoNetworks</w:t>
+      </w:r>
+      <w:r>
+        <w:t xml:space="preserve">: A database for human phosphorylation networks.</w:t>
+      </w:r>
+      <w:r>
+        <w:t xml:space="preserve"> </w:t>
+      </w:r>
+      <w:r>
+        <w:rPr>
+          <w:i/>
+          <w:iCs/>
+        </w:rPr>
+        <w:t xml:space="preserve">Bioinformatics</w:t>
+      </w:r>
+      <w:r>
+        <w:t xml:space="preserve">,</w:t>
+      </w:r>
+      <w:r>
+        <w:t xml:space="preserve"> </w:t>
+      </w:r>
+      <w:r>
+        <w:rPr>
+          <w:b/>
+          <w:bCs/>
+        </w:rPr>
+        <w:t xml:space="preserve">30</w:t>
+      </w:r>
+      <w:r>
+        <w:t xml:space="preserve">, 141–142.</w:t>
+      </w:r>
+    </w:p>
+    <w:bookmarkEnd w:id="64"/>
+    <w:bookmarkStart w:id="65" w:name="ref-Licata2020-fm"/>
+    <w:p>
+      <w:pPr>
+        <w:pStyle w:val="Bibliography"/>
+      </w:pPr>
+      <w:r>
+        <w:t xml:space="preserve">7.</w:t>
+      </w:r>
+      <w:r>
+        <w:t xml:space="preserve"> </w:t>
+      </w:r>
+      <w:r>
+        <w:t xml:space="preserve">	</w:t>
+      </w:r>
+      <w:r>
+        <w:t xml:space="preserve">Licata, L., Lo Surdo, P., Iannuccelli, M., et al. (2020)</w:t>
+      </w:r>
+      <w:r>
+        <w:t xml:space="preserve"> </w:t>
+      </w:r>
+      <w:r>
+        <w:t xml:space="preserve">SIGNOR</w:t>
+      </w:r>
+      <w:r>
+        <w:t xml:space="preserve"> </w:t>
+      </w:r>
+      <w:r>
+        <w:t xml:space="preserve">2.0, the</w:t>
+      </w:r>
+      <w:r>
+        <w:t xml:space="preserve"> </w:t>
+      </w:r>
+      <w:r>
+        <w:t xml:space="preserve">SIGnaling</w:t>
+      </w:r>
+      <w:r>
+        <w:t xml:space="preserve"> </w:t>
+      </w:r>
+      <w:r>
+        <w:t xml:space="preserve">network open resource 2.0: 2019 update.</w:t>
+      </w:r>
+      <w:r>
+        <w:t xml:space="preserve"> </w:t>
+      </w:r>
+      <w:r>
+        <w:rPr>
+          <w:i/>
+          <w:iCs/>
+        </w:rPr>
+        <w:t xml:space="preserve">Nucleic Acids Res.</w:t>
+      </w:r>
+      <w:r>
+        <w:t xml:space="preserve">,</w:t>
+      </w:r>
+      <w:r>
+        <w:t xml:space="preserve"> </w:t>
+      </w:r>
+      <w:r>
+        <w:rPr>
+          <w:b/>
+          <w:bCs/>
+        </w:rPr>
+        <w:t xml:space="preserve">48</w:t>
+      </w:r>
+      <w:r>
+        <w:t xml:space="preserve">, D504–D510.</w:t>
+      </w:r>
+    </w:p>
+    <w:bookmarkEnd w:id="65"/>
+    <w:bookmarkStart w:id="66" w:name="ref-Berginski2021-so"/>
+    <w:p>
+      <w:pPr>
+        <w:pStyle w:val="Bibliography"/>
+      </w:pPr>
+      <w:r>
+        <w:t xml:space="preserve">8.</w:t>
+      </w:r>
+      <w:r>
+        <w:t xml:space="preserve"> </w:t>
+      </w:r>
+      <w:r>
+        <w:t xml:space="preserve">	</w:t>
+      </w:r>
+      <w:r>
+        <w:t xml:space="preserve">Berginski, M.E., Moret, N., Liu, C., et al. (2021) The dark kinase knowledgebase: An online compendium of knowledge and experimental results of understudied kinases.</w:t>
+      </w:r>
+      <w:r>
+        <w:t xml:space="preserve"> </w:t>
+      </w:r>
+      <w:r>
+        <w:rPr>
+          <w:i/>
+          <w:iCs/>
+        </w:rPr>
+        <w:t xml:space="preserve">Nucleic Acids Res.</w:t>
+      </w:r>
+      <w:r>
+        <w:t xml:space="preserve">,</w:t>
+      </w:r>
+      <w:r>
+        <w:t xml:space="preserve"> </w:t>
+      </w:r>
+      <w:r>
+        <w:rPr>
+          <w:b/>
+          <w:bCs/>
+        </w:rPr>
+        <w:t xml:space="preserve">49</w:t>
+      </w:r>
+      <w:r>
+        <w:t xml:space="preserve">, D529–D535.</w:t>
+      </w:r>
+    </w:p>
+    <w:bookmarkEnd w:id="66"/>
+    <w:bookmarkStart w:id="67" w:name="ref-Johnson2023-ai"/>
+    <w:p>
+      <w:pPr>
+        <w:pStyle w:val="Bibliography"/>
+      </w:pPr>
+      <w:r>
+        <w:t xml:space="preserve">9.</w:t>
+      </w:r>
+      <w:r>
+        <w:t xml:space="preserve"> </w:t>
+      </w:r>
+      <w:r>
+        <w:t xml:space="preserve">	</w:t>
+      </w:r>
+      <w:r>
+        <w:t xml:space="preserve">Johnson, J.L., Yaron, T.M., Huntsman, E.M., et al. (2023) An atlas of substrate specificities for the human serine/threonine kinome.</w:t>
+      </w:r>
+      <w:r>
+        <w:t xml:space="preserve"> </w:t>
+      </w:r>
+      <w:r>
+        <w:rPr>
+          <w:i/>
+          <w:iCs/>
+        </w:rPr>
+        <w:t xml:space="preserve">Nature</w:t>
+      </w:r>
+      <w:r>
+        <w:t xml:space="preserve">,</w:t>
+      </w:r>
+      <w:r>
+        <w:t xml:space="preserve"> </w:t>
+      </w:r>
+      <w:r>
+        <w:rPr>
+          <w:b/>
+          <w:bCs/>
+        </w:rPr>
+        <w:t xml:space="preserve">613</w:t>
+      </w:r>
+      <w:r>
+        <w:t xml:space="preserve">, 759–766.</w:t>
+      </w:r>
+    </w:p>
+    <w:bookmarkEnd w:id="67"/>
+    <w:bookmarkStart w:id="68" w:name="ref-Yaron-Barir2024-lv"/>
+    <w:p>
+      <w:pPr>
+        <w:pStyle w:val="Bibliography"/>
+      </w:pPr>
+      <w:r>
+        <w:t xml:space="preserve">10.</w:t>
+      </w:r>
+      <w:r>
+        <w:t xml:space="preserve"> </w:t>
+      </w:r>
+      <w:r>
+        <w:t xml:space="preserve">	</w:t>
+      </w:r>
+      <w:r>
+        <w:t xml:space="preserve">Yaron-Barir, T.M., Joughin, B.A., Huntsman, E.M., et al. (2024) The intrinsic substrate specificity of the human tyrosine kinome.</w:t>
+      </w:r>
+      <w:r>
+        <w:t xml:space="preserve"> </w:t>
+      </w:r>
+      <w:r>
+        <w:rPr>
+          <w:i/>
+          <w:iCs/>
+        </w:rPr>
+        <w:t xml:space="preserve">Nature</w:t>
+      </w:r>
+      <w:r>
+        <w:t xml:space="preserve">,</w:t>
+      </w:r>
+      <w:r>
+        <w:t xml:space="preserve"> </w:t>
+      </w:r>
+      <w:r>
+        <w:rPr>
+          <w:b/>
+          <w:bCs/>
+        </w:rPr>
+        <w:t xml:space="preserve">629</w:t>
+      </w:r>
+      <w:r>
+        <w:t xml:space="preserve">, 1174–1181.</w:t>
+      </w:r>
+    </w:p>
+    <w:bookmarkEnd w:id="68"/>
+    <w:bookmarkStart w:id="69" w:name="ref-Miller2008-ey"/>
+    <w:p>
+      <w:pPr>
+        <w:pStyle w:val="Bibliography"/>
+      </w:pPr>
+      <w:r>
+        <w:t xml:space="preserve">11.</w:t>
+      </w:r>
+      <w:r>
+        <w:t xml:space="preserve"> </w:t>
+      </w:r>
+      <w:r>
+        <w:t xml:space="preserve">	</w:t>
+      </w:r>
+      <w:r>
+        <w:t xml:space="preserve">Miller, M.L., Jensen, L.J., Diella, F., et al. (2008) Linear motif atlas for phosphorylation-dependent signaling.</w:t>
+      </w:r>
+      <w:r>
+        <w:t xml:space="preserve"> </w:t>
+      </w:r>
+      <w:r>
+        <w:rPr>
+          <w:i/>
+          <w:iCs/>
+        </w:rPr>
+        <w:t xml:space="preserve">Sci. Signal.</w:t>
+      </w:r>
+      <w:r>
+        <w:t xml:space="preserve">,</w:t>
+      </w:r>
+      <w:r>
+        <w:t xml:space="preserve"> </w:t>
+      </w:r>
+      <w:r>
+        <w:rPr>
+          <w:b/>
+          <w:bCs/>
+        </w:rPr>
+        <w:t xml:space="preserve">1</w:t>
+      </w:r>
+      <w:r>
+        <w:t xml:space="preserve">, ra2.</w:t>
+      </w:r>
+    </w:p>
+    <w:bookmarkEnd w:id="69"/>
+    <w:bookmarkStart w:id="70" w:name="ref-Linding2007-rk"/>
+    <w:p>
+      <w:pPr>
+        <w:pStyle w:val="Bibliography"/>
+      </w:pPr>
+      <w:r>
+        <w:t xml:space="preserve">12.</w:t>
+      </w:r>
+      <w:r>
+        <w:t xml:space="preserve"> </w:t>
+      </w:r>
+      <w:r>
+        <w:t xml:space="preserve">	</w:t>
+      </w:r>
+      <w:r>
+        <w:t xml:space="preserve">Linding, R., Jensen, L.J., Ostheimer, G.J., et al. (2007) Systematic discovery of in vivo phosphorylation networks.</w:t>
+      </w:r>
+      <w:r>
+        <w:t xml:space="preserve"> </w:t>
+      </w:r>
+      <w:r>
+        <w:rPr>
+          <w:i/>
+          <w:iCs/>
+        </w:rPr>
+        <w:t xml:space="preserve">Cell</w:t>
+      </w:r>
+      <w:r>
+        <w:t xml:space="preserve">,</w:t>
+      </w:r>
+      <w:r>
+        <w:t xml:space="preserve"> </w:t>
+      </w:r>
+      <w:r>
+        <w:rPr>
+          <w:b/>
+          <w:bCs/>
+        </w:rPr>
+        <w:t xml:space="preserve">129</w:t>
+      </w:r>
+      <w:r>
+        <w:t xml:space="preserve">, 1415–1426.</w:t>
+      </w:r>
+    </w:p>
+    <w:bookmarkEnd w:id="70"/>
+    <w:bookmarkStart w:id="71" w:name="ref-Ochoa2020-og"/>
+    <w:p>
+      <w:pPr>
+        <w:pStyle w:val="Bibliography"/>
+      </w:pPr>
+      <w:r>
+        <w:t xml:space="preserve">13.</w:t>
+      </w:r>
+      <w:r>
+        <w:t xml:space="preserve"> </w:t>
+      </w:r>
+      <w:r>
+        <w:t xml:space="preserve">	</w:t>
+      </w:r>
+      <w:r>
+        <w:t xml:space="preserve">Ochoa, D., Jarnuczak, A.F., Viéitez, C., et al. (2020) The functional landscape of the human phosphoproteome.</w:t>
+      </w:r>
+      <w:r>
+        <w:t xml:space="preserve"> </w:t>
+      </w:r>
+      <w:r>
+        <w:rPr>
+          <w:i/>
+          <w:iCs/>
+        </w:rPr>
+        <w:t xml:space="preserve">Nature Biotechnology</w:t>
+      </w:r>
+      <w:r>
+        <w:t xml:space="preserve">,</w:t>
+      </w:r>
+      <w:r>
+        <w:t xml:space="preserve"> </w:t>
+      </w:r>
+      <w:r>
+        <w:rPr>
+          <w:b/>
+          <w:bCs/>
+        </w:rPr>
+        <w:t xml:space="preserve">38</w:t>
+      </w:r>
+      <w:r>
+        <w:t xml:space="preserve">, 365–373.</w:t>
+      </w:r>
+    </w:p>
+    <w:bookmarkEnd w:id="71"/>
+    <w:bookmarkStart w:id="72" w:name="ref-Invergo2020-kl"/>
+    <w:p>
+      <w:pPr>
+        <w:pStyle w:val="Bibliography"/>
+      </w:pPr>
+      <w:r>
+        <w:t xml:space="preserve">14.</w:t>
+      </w:r>
+      <w:r>
+        <w:t xml:space="preserve"> </w:t>
+      </w:r>
+      <w:r>
+        <w:t xml:space="preserve">	</w:t>
+      </w:r>
+      <w:r>
+        <w:t xml:space="preserve">Invergo, B.M., Petursson, B., Akhtar, N., et al. (2020) Prediction of signed protein kinase regulatory circuits.</w:t>
+      </w:r>
+      <w:r>
+        <w:t xml:space="preserve"> </w:t>
+      </w:r>
+      <w:r>
+        <w:rPr>
+          <w:i/>
+          <w:iCs/>
+        </w:rPr>
+        <w:t xml:space="preserve">Cell Syst.</w:t>
+      </w:r>
+      <w:r>
+        <w:t xml:space="preserve">,</w:t>
+      </w:r>
+      <w:r>
+        <w:t xml:space="preserve"> </w:t>
+      </w:r>
+      <w:r>
+        <w:rPr>
+          <w:b/>
+          <w:bCs/>
+        </w:rPr>
+        <w:t xml:space="preserve">10</w:t>
+      </w:r>
+      <w:r>
+        <w:t xml:space="preserve">, 384–396.e9.</w:t>
+      </w:r>
+    </w:p>
+    <w:bookmarkEnd w:id="72"/>
+    <w:bookmarkStart w:id="73" w:name="ref-Thul2017-cl"/>
+    <w:p>
+      <w:pPr>
+        <w:pStyle w:val="Bibliography"/>
+      </w:pPr>
+      <w:r>
+        <w:t xml:space="preserve">15.</w:t>
+      </w:r>
+      <w:r>
+        <w:t xml:space="preserve"> </w:t>
+      </w:r>
+      <w:r>
+        <w:t xml:space="preserve">	</w:t>
+      </w:r>
+      <w:r>
+        <w:t xml:space="preserve">Thul, P.J., Åkesson, L., Wiking, M., et al. (2017) A subcellular map of the human proteome.</w:t>
+      </w:r>
+      <w:r>
+        <w:t xml:space="preserve"> </w:t>
+      </w:r>
+      <w:r>
+        <w:rPr>
+          <w:i/>
+          <w:iCs/>
+        </w:rPr>
+        <w:t xml:space="preserve">Science</w:t>
+      </w:r>
+      <w:r>
+        <w:t xml:space="preserve">,</w:t>
+      </w:r>
+      <w:r>
+        <w:t xml:space="preserve"> </w:t>
+      </w:r>
+      <w:r>
+        <w:rPr>
+          <w:b/>
+          <w:bCs/>
+        </w:rPr>
+        <w:t xml:space="preserve">356</w:t>
+      </w:r>
+      <w:r>
+        <w:t xml:space="preserve">.</w:t>
+      </w:r>
+    </w:p>
+    <w:bookmarkEnd w:id="73"/>
+    <w:bookmarkStart w:id="74" w:name="ref-Chen2025-bt"/>
+    <w:p>
+      <w:pPr>
+        <w:pStyle w:val="Bibliography"/>
+      </w:pPr>
+      <w:r>
+        <w:t xml:space="preserve">16.</w:t>
       </w:r>
       <w:r>
         <w:t xml:space="preserve"> </w:t>
@@ -4259,14 +5098,14 @@
         <w:t xml:space="preserve">.</w:t>
       </w:r>
     </w:p>
-    <w:bookmarkEnd w:id="62"/>
-    <w:bookmarkStart w:id="63" w:name="ref-Huang2018-bq"/>
+    <w:bookmarkEnd w:id="74"/>
+    <w:bookmarkStart w:id="75" w:name="ref-Sekar2024-nx"/>
     <w:p>
       <w:pPr>
         <w:pStyle w:val="Bibliography"/>
       </w:pPr>
       <w:r>
-        <w:t xml:space="preserve">5.</w:t>
+        <w:t xml:space="preserve">17.</w:t>
       </w:r>
       <w:r>
         <w:t xml:space="preserve"> </w:t>
@@ -4275,16 +5114,52 @@
         <w:t xml:space="preserve">	</w:t>
       </w:r>
       <w:r>
-        <w:t xml:space="preserve">Huang, H., Arighi, C.N., Ross, K.E., et al. (2018)</w:t>
-      </w:r>
-      <w:r>
-        <w:t xml:space="preserve"> </w:t>
-      </w:r>
-      <w:r>
-        <w:t xml:space="preserve">iPTMnet</w:t>
-      </w:r>
-      <w:r>
-        <w:t xml:space="preserve">: An integrated resource for protein post-translational modification network discovery.</w:t>
+        <w:t xml:space="preserve">Sekar, J.A.P., Li, Y.C., Schlessinger, A., et al. (2024) A web portal for exploring kinase-substrate interactions.</w:t>
+      </w:r>
+      <w:r>
+        <w:t xml:space="preserve"> </w:t>
+      </w:r>
+      <w:r>
+        <w:rPr>
+          <w:i/>
+          <w:iCs/>
+        </w:rPr>
+        <w:t xml:space="preserve">NPJ Syst. Biol. Appl.</w:t>
+      </w:r>
+      <w:r>
+        <w:t xml:space="preserve">,</w:t>
+      </w:r>
+      <w:r>
+        <w:t xml:space="preserve"> </w:t>
+      </w:r>
+      <w:r>
+        <w:rPr>
+          <w:b/>
+          <w:bCs/>
+        </w:rPr>
+        <w:t xml:space="preserve">10</w:t>
+      </w:r>
+      <w:r>
+        <w:t xml:space="preserve">, 113.</w:t>
+      </w:r>
+    </w:p>
+    <w:bookmarkEnd w:id="75"/>
+    <w:bookmarkStart w:id="76" w:name="ref-Obenauer2003-fc"/>
+    <w:p>
+      <w:pPr>
+        <w:pStyle w:val="Bibliography"/>
+      </w:pPr>
+      <w:r>
+        <w:t xml:space="preserve">18.</w:t>
+      </w:r>
+      <w:r>
+        <w:t xml:space="preserve"> </w:t>
+      </w:r>
+      <w:r>
+        <w:t xml:space="preserve">	</w:t>
+      </w:r>
+      <w:r>
+        <w:t xml:space="preserve">Obenauer, J.C., Cantley, L.C. and Yaffe, M.B. (2003) Scansite 2.0: Proteome-wide prediction of cell signaling interactions using short sequence motifs.</w:t>
       </w:r>
       <w:r>
         <w:t xml:space="preserve"> </w:t>
@@ -4307,20 +5182,20 @@
           <w:b/>
           <w:bCs/>
         </w:rPr>
-        <w:t xml:space="preserve">46</w:t>
-      </w:r>
-      <w:r>
-        <w:t xml:space="preserve">, D542–D550.</w:t>
-      </w:r>
-    </w:p>
-    <w:bookmarkEnd w:id="63"/>
-    <w:bookmarkStart w:id="64" w:name="ref-Dinkel2011-pp"/>
+        <w:t xml:space="preserve">31</w:t>
+      </w:r>
+      <w:r>
+        <w:t xml:space="preserve">, 3635–3641.</w:t>
+      </w:r>
+    </w:p>
+    <w:bookmarkEnd w:id="76"/>
+    <w:bookmarkStart w:id="78" w:name="ref-Druker2001-nj"/>
     <w:p>
       <w:pPr>
         <w:pStyle w:val="Bibliography"/>
       </w:pPr>
       <w:r>
-        <w:t xml:space="preserve">6.</w:t>
+        <w:t xml:space="preserve">19.</w:t>
       </w:r>
       <w:r>
         <w:t xml:space="preserve"> </w:t>
@@ -4329,13 +5204,45 @@
         <w:t xml:space="preserve">	</w:t>
       </w:r>
       <w:r>
-        <w:t xml:space="preserve">Dinkel, H., Chica, C., Via, A., et al. (2011) Phospho.</w:t>
-      </w:r>
-      <w:r>
-        <w:t xml:space="preserve">ELM</w:t>
-      </w:r>
-      <w:r>
-        <w:t xml:space="preserve">: A database of phosphorylation sites–update 2011.</w:t>
+        <w:t xml:space="preserve">Druker, B.J., Talpaz, M., Resta, D.J., et al. (2001)</w:t>
+      </w:r>
+      <w:r>
+        <w:t xml:space="preserve"> </w:t>
+      </w:r>
+      <w:hyperlink r:id="rId77">
+        <w:r>
+          <w:rPr>
+            <w:rStyle w:val="Hyperlink"/>
+          </w:rPr>
+          <w:t xml:space="preserve">Efficacy and safety of a specific inhibitor of the</w:t>
+        </w:r>
+        <w:r>
+          <w:rPr>
+            <w:rStyle w:val="Hyperlink"/>
+          </w:rPr>
+          <w:t xml:space="preserve"> </w:t>
+        </w:r>
+        <w:r>
+          <w:rPr>
+            <w:rStyle w:val="Hyperlink"/>
+          </w:rPr>
+          <w:t xml:space="preserve">BCR-ABL</w:t>
+        </w:r>
+        <w:r>
+          <w:rPr>
+            <w:rStyle w:val="Hyperlink"/>
+          </w:rPr>
+          <w:t xml:space="preserve"> </w:t>
+        </w:r>
+        <w:r>
+          <w:rPr>
+            <w:rStyle w:val="Hyperlink"/>
+          </w:rPr>
+          <w:t xml:space="preserve">tyrosine kinase in chronic myeloid leukemia</w:t>
+        </w:r>
+      </w:hyperlink>
+      <w:r>
+        <w:t xml:space="preserve">.</w:t>
       </w:r>
       <w:r>
         <w:t xml:space="preserve"> </w:t>
@@ -4345,7 +5252,7 @@
           <w:i/>
           <w:iCs/>
         </w:rPr>
-        <w:t xml:space="preserve">Nucleic Acids Res.</w:t>
+        <w:t xml:space="preserve">N. Engl. J. Med.</w:t>
       </w:r>
       <w:r>
         <w:t xml:space="preserve">,</w:t>
@@ -4358,20 +5265,20 @@
           <w:b/>
           <w:bCs/>
         </w:rPr>
-        <w:t xml:space="preserve">39</w:t>
-      </w:r>
-      <w:r>
-        <w:t xml:space="preserve">, D261–7.</w:t>
-      </w:r>
-    </w:p>
-    <w:bookmarkEnd w:id="64"/>
-    <w:bookmarkStart w:id="65" w:name="ref-Hu2014-dp"/>
+        <w:t xml:space="preserve">344</w:t>
+      </w:r>
+      <w:r>
+        <w:t xml:space="preserve">, 1031–1037.</w:t>
+      </w:r>
+    </w:p>
+    <w:bookmarkEnd w:id="78"/>
+    <w:bookmarkStart w:id="80" w:name="ref-Wiegand2010-ne"/>
     <w:p>
       <w:pPr>
         <w:pStyle w:val="Bibliography"/>
       </w:pPr>
       <w:r>
-        <w:t xml:space="preserve">7.</w:t>
+        <w:t xml:space="preserve">20.</w:t>
       </w:r>
       <w:r>
         <w:t xml:space="preserve"> </w:t>
@@ -4380,16 +5287,33 @@
         <w:t xml:space="preserve">	</w:t>
       </w:r>
       <w:r>
-        <w:t xml:space="preserve">Hu, J., Rho, H.-S., Newman, R.H., et al. (2014)</w:t>
-      </w:r>
-      <w:r>
-        <w:t xml:space="preserve"> </w:t>
-      </w:r>
-      <w:r>
-        <w:t xml:space="preserve">PhosphoNetworks</w:t>
-      </w:r>
-      <w:r>
-        <w:t xml:space="preserve">: A database for human phosphorylation networks.</w:t>
+        <w:t xml:space="preserve">Wiegand, K.C., Shah, S.P., Al-Agha, O.M., et al. (2010)</w:t>
+      </w:r>
+      <w:r>
+        <w:t xml:space="preserve"> </w:t>
+      </w:r>
+      <w:hyperlink r:id="rId79">
+        <w:r>
+          <w:rPr>
+            <w:rStyle w:val="Hyperlink"/>
+          </w:rPr>
+          <w:t xml:space="preserve">ARID1A</w:t>
+        </w:r>
+        <w:r>
+          <w:rPr>
+            <w:rStyle w:val="Hyperlink"/>
+          </w:rPr>
+          <w:t xml:space="preserve"> </w:t>
+        </w:r>
+        <w:r>
+          <w:rPr>
+            <w:rStyle w:val="Hyperlink"/>
+          </w:rPr>
+          <w:t xml:space="preserve">mutations in endometriosis-associated ovarian carcinomas</w:t>
+        </w:r>
+      </w:hyperlink>
+      <w:r>
+        <w:t xml:space="preserve">.</w:t>
       </w:r>
       <w:r>
         <w:t xml:space="preserve"> </w:t>
@@ -4399,7 +5323,7 @@
           <w:i/>
           <w:iCs/>
         </w:rPr>
-        <w:t xml:space="preserve">Bioinformatics</w:t>
+        <w:t xml:space="preserve">N. Engl. J. Med.</w:t>
       </w:r>
       <w:r>
         <w:t xml:space="preserve">,</w:t>
@@ -4412,20 +5336,20 @@
           <w:b/>
           <w:bCs/>
         </w:rPr>
-        <w:t xml:space="preserve">30</w:t>
-      </w:r>
-      <w:r>
-        <w:t xml:space="preserve">, 141–142.</w:t>
-      </w:r>
-    </w:p>
-    <w:bookmarkEnd w:id="65"/>
-    <w:bookmarkStart w:id="66" w:name="ref-Licata2020-fm"/>
+        <w:t xml:space="preserve">363</w:t>
+      </w:r>
+      <w:r>
+        <w:t xml:space="preserve">, 1532–1543.</w:t>
+      </w:r>
+    </w:p>
+    <w:bookmarkEnd w:id="80"/>
+    <w:bookmarkStart w:id="82" w:name="ref-Wang2011-ng"/>
     <w:p>
       <w:pPr>
         <w:pStyle w:val="Bibliography"/>
       </w:pPr>
       <w:r>
-        <w:t xml:space="preserve">8.</w:t>
+        <w:t xml:space="preserve">21.</w:t>
       </w:r>
       <w:r>
         <w:t xml:space="preserve"> </w:t>
@@ -4434,31 +5358,45 @@
         <w:t xml:space="preserve">	</w:t>
       </w:r>
       <w:r>
-        <w:t xml:space="preserve">Licata, L., Lo Surdo, P., Iannuccelli, M., et al. (2020)</w:t>
-      </w:r>
-      <w:r>
-        <w:t xml:space="preserve"> </w:t>
-      </w:r>
-      <w:r>
-        <w:t xml:space="preserve">SIGNOR</w:t>
-      </w:r>
-      <w:r>
-        <w:t xml:space="preserve"> </w:t>
-      </w:r>
-      <w:r>
-        <w:t xml:space="preserve">2.0, the</w:t>
-      </w:r>
-      <w:r>
-        <w:t xml:space="preserve"> </w:t>
-      </w:r>
-      <w:r>
-        <w:t xml:space="preserve">SIGnaling</w:t>
-      </w:r>
-      <w:r>
-        <w:t xml:space="preserve"> </w:t>
-      </w:r>
-      <w:r>
-        <w:t xml:space="preserve">network open resource 2.0: 2019 update.</w:t>
+        <w:t xml:space="preserve">Wang, K., Kan, J., Yuen, S.T., et al. (2011)</w:t>
+      </w:r>
+      <w:r>
+        <w:t xml:space="preserve"> </w:t>
+      </w:r>
+      <w:hyperlink r:id="rId81">
+        <w:r>
+          <w:rPr>
+            <w:rStyle w:val="Hyperlink"/>
+          </w:rPr>
+          <w:t xml:space="preserve">Exome sequencing identifies frequent mutation of</w:t>
+        </w:r>
+        <w:r>
+          <w:rPr>
+            <w:rStyle w:val="Hyperlink"/>
+          </w:rPr>
+          <w:t xml:space="preserve"> </w:t>
+        </w:r>
+        <w:r>
+          <w:rPr>
+            <w:rStyle w:val="Hyperlink"/>
+          </w:rPr>
+          <w:t xml:space="preserve">ARID1A</w:t>
+        </w:r>
+        <w:r>
+          <w:rPr>
+            <w:rStyle w:val="Hyperlink"/>
+          </w:rPr>
+          <w:t xml:space="preserve"> </w:t>
+        </w:r>
+        <w:r>
+          <w:rPr>
+            <w:rStyle w:val="Hyperlink"/>
+          </w:rPr>
+          <w:t xml:space="preserve">in molecular subtypes of gastric cancer</w:t>
+        </w:r>
+      </w:hyperlink>
+      <w:r>
+        <w:t xml:space="preserve">.</w:t>
       </w:r>
       <w:r>
         <w:t xml:space="preserve"> </w:t>
@@ -4468,7 +5406,7 @@
           <w:i/>
           <w:iCs/>
         </w:rPr>
-        <w:t xml:space="preserve">Nucleic Acids Res.</w:t>
+        <w:t xml:space="preserve">Nat. Genet.</w:t>
       </w:r>
       <w:r>
         <w:t xml:space="preserve">,</w:t>
@@ -4481,20 +5419,20 @@
           <w:b/>
           <w:bCs/>
         </w:rPr>
-        <w:t xml:space="preserve">48</w:t>
-      </w:r>
-      <w:r>
-        <w:t xml:space="preserve">, D504–D510.</w:t>
-      </w:r>
-    </w:p>
-    <w:bookmarkEnd w:id="66"/>
-    <w:bookmarkStart w:id="67" w:name="ref-Berginski2021-so"/>
+        <w:t xml:space="preserve">43</w:t>
+      </w:r>
+      <w:r>
+        <w:t xml:space="preserve">, 1219–1223.</w:t>
+      </w:r>
+    </w:p>
+    <w:bookmarkEnd w:id="82"/>
+    <w:bookmarkStart w:id="83" w:name="ref-Gao2025-pt"/>
     <w:p>
       <w:pPr>
         <w:pStyle w:val="Bibliography"/>
       </w:pPr>
       <w:r>
-        <w:t xml:space="preserve">9.</w:t>
+        <w:t xml:space="preserve">22.</w:t>
       </w:r>
       <w:r>
         <w:t xml:space="preserve"> </w:t>
@@ -4503,7 +5441,19 @@
         <w:t xml:space="preserve">	</w:t>
       </w:r>
       <w:r>
-        <w:t xml:space="preserve">Berginski, M.E., Moret, N., Liu, C., et al. (2021) The dark kinase knowledgebase: An online compendium of knowledge and experimental results of understudied kinases.</w:t>
+        <w:t xml:space="preserve">Gao, S., Su, M., Bian, T., et al. (2025)</w:t>
+      </w:r>
+      <w:r>
+        <w:t xml:space="preserve"> </w:t>
+      </w:r>
+      <w:r>
+        <w:t xml:space="preserve">NEK6</w:t>
+      </w:r>
+      <w:r>
+        <w:t xml:space="preserve"> </w:t>
+      </w:r>
+      <w:r>
+        <w:t xml:space="preserve">functions as an oncogene to promote the proliferation and metastasis of ovarian cancer.</w:t>
       </w:r>
       <w:r>
         <w:t xml:space="preserve"> </w:t>
@@ -4513,7 +5463,7 @@
           <w:i/>
           <w:iCs/>
         </w:rPr>
-        <w:t xml:space="preserve">Nucleic Acids Res.</w:t>
+        <w:t xml:space="preserve">J. Cancer</w:t>
       </w:r>
       <w:r>
         <w:t xml:space="preserve">,</w:t>
@@ -4526,20 +5476,20 @@
           <w:b/>
           <w:bCs/>
         </w:rPr>
-        <w:t xml:space="preserve">49</w:t>
-      </w:r>
-      <w:r>
-        <w:t xml:space="preserve">, D529–D535.</w:t>
-      </w:r>
-    </w:p>
-    <w:bookmarkEnd w:id="67"/>
-    <w:bookmarkStart w:id="68" w:name="ref-Johnson2023-ai"/>
+        <w:t xml:space="preserve">16</w:t>
+      </w:r>
+      <w:r>
+        <w:t xml:space="preserve">, 1335–1346.</w:t>
+      </w:r>
+    </w:p>
+    <w:bookmarkEnd w:id="83"/>
+    <w:bookmarkStart w:id="84" w:name="ref-Onodera2021-eh"/>
     <w:p>
       <w:pPr>
         <w:pStyle w:val="Bibliography"/>
       </w:pPr>
       <w:r>
-        <w:t xml:space="preserve">10.</w:t>
+        <w:t xml:space="preserve">23.</w:t>
       </w:r>
       <w:r>
         <w:t xml:space="preserve"> </w:t>
@@ -4548,7 +5498,31 @@
         <w:t xml:space="preserve">	</w:t>
       </w:r>
       <w:r>
-        <w:t xml:space="preserve">Johnson, J.L., Yaron, T.M., Huntsman, E.M., et al. (2023) An atlas of substrate specificities for the human serine/threonine kinome.</w:t>
+        <w:t xml:space="preserve">Onodera, S., Morita, N., Nakamura, Y., et al. (2021) Novel alterations in</w:t>
+      </w:r>
+      <w:r>
+        <w:t xml:space="preserve"> </w:t>
+      </w:r>
+      <w:r>
+        <w:t xml:space="preserve">IFT172</w:t>
+      </w:r>
+      <w:r>
+        <w:t xml:space="preserve"> </w:t>
+      </w:r>
+      <w:r>
+        <w:t xml:space="preserve">and</w:t>
+      </w:r>
+      <w:r>
+        <w:t xml:space="preserve"> </w:t>
+      </w:r>
+      <w:r>
+        <w:t xml:space="preserve">KIFAP3</w:t>
+      </w:r>
+      <w:r>
+        <w:t xml:space="preserve"> </w:t>
+      </w:r>
+      <w:r>
+        <w:t xml:space="preserve">may induce basal cell carcinoma.</w:t>
       </w:r>
       <w:r>
         <w:t xml:space="preserve"> </w:t>
@@ -4558,7 +5532,7 @@
           <w:i/>
           <w:iCs/>
         </w:rPr>
-        <w:t xml:space="preserve">Nature</w:t>
+        <w:t xml:space="preserve">Orphanet J. Rare Dis.</w:t>
       </w:r>
       <w:r>
         <w:t xml:space="preserve">,</w:t>
@@ -4571,20 +5545,20 @@
           <w:b/>
           <w:bCs/>
         </w:rPr>
-        <w:t xml:space="preserve">613</w:t>
-      </w:r>
-      <w:r>
-        <w:t xml:space="preserve">, 759–766.</w:t>
-      </w:r>
-    </w:p>
-    <w:bookmarkEnd w:id="68"/>
-    <w:bookmarkStart w:id="69" w:name="ref-Yaron-Barir2024-lv"/>
+        <w:t xml:space="preserve">16</w:t>
+      </w:r>
+      <w:r>
+        <w:t xml:space="preserve">, 443.</w:t>
+      </w:r>
+    </w:p>
+    <w:bookmarkEnd w:id="84"/>
+    <w:bookmarkStart w:id="85" w:name="ref-Gerritsen2021-cr"/>
     <w:p>
       <w:pPr>
         <w:pStyle w:val="Bibliography"/>
       </w:pPr>
       <w:r>
-        <w:t xml:space="preserve">11.</w:t>
+        <w:t xml:space="preserve">24.</w:t>
       </w:r>
       <w:r>
         <w:t xml:space="preserve"> </w:t>
@@ -4593,7 +5567,7 @@
         <w:t xml:space="preserve">	</w:t>
       </w:r>
       <w:r>
-        <w:t xml:space="preserve">Yaron-Barir, T.M., Joughin, B.A., Huntsman, E.M., et al. (2024) The intrinsic substrate specificity of the human tyrosine kinome.</w:t>
+        <w:t xml:space="preserve">Gerritsen, J.S. and White, F.M. (2021) Phosphoproteomics: A valuable tool for uncovering molecular signaling in cancer cells.</w:t>
       </w:r>
       <w:r>
         <w:t xml:space="preserve"> </w:t>
@@ -4603,7 +5577,7 @@
           <w:i/>
           <w:iCs/>
         </w:rPr>
-        <w:t xml:space="preserve">Nature</w:t>
+        <w:t xml:space="preserve">Expert Rev. Proteomics</w:t>
       </w:r>
       <w:r>
         <w:t xml:space="preserve">,</w:t>
@@ -4616,20 +5590,20 @@
           <w:b/>
           <w:bCs/>
         </w:rPr>
-        <w:t xml:space="preserve">629</w:t>
-      </w:r>
-      <w:r>
-        <w:t xml:space="preserve">, 1174–1181.</w:t>
-      </w:r>
-    </w:p>
-    <w:bookmarkEnd w:id="69"/>
-    <w:bookmarkStart w:id="70" w:name="ref-Miller2008-ey"/>
+        <w:t xml:space="preserve">18</w:t>
+      </w:r>
+      <w:r>
+        <w:t xml:space="preserve">, 661–674.</w:t>
+      </w:r>
+    </w:p>
+    <w:bookmarkEnd w:id="85"/>
+    <w:bookmarkStart w:id="86" w:name="ref-Liu2023-re"/>
     <w:p>
       <w:pPr>
         <w:pStyle w:val="Bibliography"/>
       </w:pPr>
       <w:r>
-        <w:t xml:space="preserve">12.</w:t>
+        <w:t xml:space="preserve">25.</w:t>
       </w:r>
       <w:r>
         <w:t xml:space="preserve"> </w:t>
@@ -4638,7 +5612,7 @@
         <w:t xml:space="preserve">	</w:t>
       </w:r>
       <w:r>
-        <w:t xml:space="preserve">Miller, M.L., Jensen, L.J., Diella, F., et al. (2008) Linear motif atlas for phosphorylation-dependent signaling.</w:t>
+        <w:t xml:space="preserve">Liu, C., Kutchukian, P., Nguyen, N.D., et al. (2023) A hybrid structure-based machine learning approach for predicting kinase inhibition by small molecules.</w:t>
       </w:r>
       <w:r>
         <w:t xml:space="preserve"> </w:t>
@@ -4648,7 +5622,7 @@
           <w:i/>
           <w:iCs/>
         </w:rPr>
-        <w:t xml:space="preserve">Sci. Signal.</w:t>
+        <w:t xml:space="preserve">J. Chem. Inf. Model.</w:t>
       </w:r>
       <w:r>
         <w:t xml:space="preserve">,</w:t>
@@ -4661,20 +5635,20 @@
           <w:b/>
           <w:bCs/>
         </w:rPr>
-        <w:t xml:space="preserve">1</w:t>
-      </w:r>
-      <w:r>
-        <w:t xml:space="preserve">, ra2.</w:t>
-      </w:r>
-    </w:p>
-    <w:bookmarkEnd w:id="70"/>
-    <w:bookmarkStart w:id="71" w:name="ref-Linding2007-rk"/>
+        <w:t xml:space="preserve">63</w:t>
+      </w:r>
+      <w:r>
+        <w:t xml:space="preserve">, 5457–5472.</w:t>
+      </w:r>
+    </w:p>
+    <w:bookmarkEnd w:id="86"/>
+    <w:bookmarkStart w:id="87" w:name="ref-Muller-Dott2025-yf"/>
     <w:p>
       <w:pPr>
         <w:pStyle w:val="Bibliography"/>
       </w:pPr>
       <w:r>
-        <w:t xml:space="preserve">13.</w:t>
+        <w:t xml:space="preserve">26.</w:t>
       </w:r>
       <w:r>
         <w:t xml:space="preserve"> </w:t>
@@ -4683,7 +5657,7 @@
         <w:t xml:space="preserve">	</w:t>
       </w:r>
       <w:r>
-        <w:t xml:space="preserve">Linding, R., Jensen, L.J., Ostheimer, G.J., et al. (2007) Systematic discovery of in vivo phosphorylation networks.</w:t>
+        <w:t xml:space="preserve">Müller-Dott, S., Jaehnig, E.J., Munchic, K.P., et al. (2025) Comprehensive evaluation of phosphoproteomic-based kinase activity inference.</w:t>
       </w:r>
       <w:r>
         <w:t xml:space="preserve"> </w:t>
@@ -4693,7 +5667,7 @@
           <w:i/>
           <w:iCs/>
         </w:rPr>
-        <w:t xml:space="preserve">Cell</w:t>
+        <w:t xml:space="preserve">Nat. Commun.</w:t>
       </w:r>
       <w:r>
         <w:t xml:space="preserve">,</w:t>
@@ -4706,20 +5680,20 @@
           <w:b/>
           <w:bCs/>
         </w:rPr>
-        <w:t xml:space="preserve">129</w:t>
-      </w:r>
-      <w:r>
-        <w:t xml:space="preserve">, 1415–1426.</w:t>
-      </w:r>
-    </w:p>
-    <w:bookmarkEnd w:id="71"/>
-    <w:bookmarkStart w:id="72" w:name="ref-Ochoa2020-og"/>
+        <w:t xml:space="preserve">16</w:t>
+      </w:r>
+      <w:r>
+        <w:t xml:space="preserve">, 4771.</w:t>
+      </w:r>
+    </w:p>
+    <w:bookmarkEnd w:id="87"/>
+    <w:bookmarkStart w:id="88" w:name="ref-Uhlen2015-sd"/>
     <w:p>
       <w:pPr>
         <w:pStyle w:val="Bibliography"/>
       </w:pPr>
       <w:r>
-        <w:t xml:space="preserve">14.</w:t>
+        <w:t xml:space="preserve">27.</w:t>
       </w:r>
       <w:r>
         <w:t xml:space="preserve"> </w:t>
@@ -4728,97 +5702,7 @@
         <w:t xml:space="preserve">	</w:t>
       </w:r>
       <w:r>
-        <w:t xml:space="preserve">Ochoa, D., Jarnuczak, A.F., Viéitez, C., et al. (2020) The functional landscape of the human phosphoproteome.</w:t>
-      </w:r>
-      <w:r>
-        <w:t xml:space="preserve"> </w:t>
-      </w:r>
-      <w:r>
-        <w:rPr>
-          <w:i/>
-          <w:iCs/>
-        </w:rPr>
-        <w:t xml:space="preserve">Nature Biotechnology</w:t>
-      </w:r>
-      <w:r>
-        <w:t xml:space="preserve">,</w:t>
-      </w:r>
-      <w:r>
-        <w:t xml:space="preserve"> </w:t>
-      </w:r>
-      <w:r>
-        <w:rPr>
-          <w:b/>
-          <w:bCs/>
-        </w:rPr>
-        <w:t xml:space="preserve">38</w:t>
-      </w:r>
-      <w:r>
-        <w:t xml:space="preserve">, 365–373.</w:t>
-      </w:r>
-    </w:p>
-    <w:bookmarkEnd w:id="72"/>
-    <w:bookmarkStart w:id="73" w:name="ref-Invergo2020-kl"/>
-    <w:p>
-      <w:pPr>
-        <w:pStyle w:val="Bibliography"/>
-      </w:pPr>
-      <w:r>
-        <w:t xml:space="preserve">15.</w:t>
-      </w:r>
-      <w:r>
-        <w:t xml:space="preserve"> </w:t>
-      </w:r>
-      <w:r>
-        <w:t xml:space="preserve">	</w:t>
-      </w:r>
-      <w:r>
-        <w:t xml:space="preserve">Invergo, B.M., Petursson, B., Akhtar, N., et al. (2020) Prediction of signed protein kinase regulatory circuits.</w:t>
-      </w:r>
-      <w:r>
-        <w:t xml:space="preserve"> </w:t>
-      </w:r>
-      <w:r>
-        <w:rPr>
-          <w:i/>
-          <w:iCs/>
-        </w:rPr>
-        <w:t xml:space="preserve">Cell Syst.</w:t>
-      </w:r>
-      <w:r>
-        <w:t xml:space="preserve">,</w:t>
-      </w:r>
-      <w:r>
-        <w:t xml:space="preserve"> </w:t>
-      </w:r>
-      <w:r>
-        <w:rPr>
-          <w:b/>
-          <w:bCs/>
-        </w:rPr>
-        <w:t xml:space="preserve">10</w:t>
-      </w:r>
-      <w:r>
-        <w:t xml:space="preserve">, 384–396.e9.</w:t>
-      </w:r>
-    </w:p>
-    <w:bookmarkEnd w:id="73"/>
-    <w:bookmarkStart w:id="74" w:name="ref-Thul2017-cl"/>
-    <w:p>
-      <w:pPr>
-        <w:pStyle w:val="Bibliography"/>
-      </w:pPr>
-      <w:r>
-        <w:t xml:space="preserve">16.</w:t>
-      </w:r>
-      <w:r>
-        <w:t xml:space="preserve"> </w:t>
-      </w:r>
-      <w:r>
-        <w:t xml:space="preserve">	</w:t>
-      </w:r>
-      <w:r>
-        <w:t xml:space="preserve">Thul, P.J., Åkesson, L., Wiking, M., et al. (2017) A subcellular map of the human proteome.</w:t>
+        <w:t xml:space="preserve">Uhlén, M., Fagerberg, L., Hallström, B.M., et al. (2015) Proteomics. Tissue-based map of the human proteome.</w:t>
       </w:r>
       <w:r>
         <w:t xml:space="preserve"> </w:t>
@@ -4841,286 +5725,20 @@
           <w:b/>
           <w:bCs/>
         </w:rPr>
-        <w:t xml:space="preserve">356</w:t>
-      </w:r>
-      <w:r>
-        <w:t xml:space="preserve">.</w:t>
-      </w:r>
-    </w:p>
-    <w:bookmarkEnd w:id="74"/>
-    <w:bookmarkStart w:id="75" w:name="ref-Sekar2024-nx"/>
-    <w:p>
-      <w:pPr>
-        <w:pStyle w:val="Bibliography"/>
-      </w:pPr>
-      <w:r>
-        <w:t xml:space="preserve">17.</w:t>
-      </w:r>
-      <w:r>
-        <w:t xml:space="preserve"> </w:t>
-      </w:r>
-      <w:r>
-        <w:t xml:space="preserve">	</w:t>
-      </w:r>
-      <w:r>
-        <w:t xml:space="preserve">Sekar, J.A.P., Li, Y.C., Schlessinger, A., et al. (2024) A web portal for exploring kinase-substrate interactions.</w:t>
-      </w:r>
-      <w:r>
-        <w:t xml:space="preserve"> </w:t>
-      </w:r>
-      <w:r>
-        <w:rPr>
-          <w:i/>
-          <w:iCs/>
-        </w:rPr>
-        <w:t xml:space="preserve">NPJ Syst. Biol. Appl.</w:t>
-      </w:r>
-      <w:r>
-        <w:t xml:space="preserve">,</w:t>
-      </w:r>
-      <w:r>
-        <w:t xml:space="preserve"> </w:t>
-      </w:r>
-      <w:r>
-        <w:rPr>
-          <w:b/>
-          <w:bCs/>
-        </w:rPr>
-        <w:t xml:space="preserve">10</w:t>
-      </w:r>
-      <w:r>
-        <w:t xml:space="preserve">, 113.</w:t>
-      </w:r>
-    </w:p>
-    <w:bookmarkEnd w:id="75"/>
-    <w:bookmarkStart w:id="76" w:name="ref-Obenauer2003-fc"/>
-    <w:p>
-      <w:pPr>
-        <w:pStyle w:val="Bibliography"/>
-      </w:pPr>
-      <w:r>
-        <w:t xml:space="preserve">18.</w:t>
-      </w:r>
-      <w:r>
-        <w:t xml:space="preserve"> </w:t>
-      </w:r>
-      <w:r>
-        <w:t xml:space="preserve">	</w:t>
-      </w:r>
-      <w:r>
-        <w:t xml:space="preserve">Obenauer, J.C., Cantley, L.C. and Yaffe, M.B. (2003) Scansite 2.0: Proteome-wide prediction of cell signaling interactions using short sequence motifs.</w:t>
-      </w:r>
-      <w:r>
-        <w:t xml:space="preserve"> </w:t>
-      </w:r>
-      <w:r>
-        <w:rPr>
-          <w:i/>
-          <w:iCs/>
-        </w:rPr>
-        <w:t xml:space="preserve">Nucleic Acids Res.</w:t>
-      </w:r>
-      <w:r>
-        <w:t xml:space="preserve">,</w:t>
-      </w:r>
-      <w:r>
-        <w:t xml:space="preserve"> </w:t>
-      </w:r>
-      <w:r>
-        <w:rPr>
-          <w:b/>
-          <w:bCs/>
-        </w:rPr>
-        <w:t xml:space="preserve">31</w:t>
-      </w:r>
-      <w:r>
-        <w:t xml:space="preserve">, 3635–3641.</w:t>
-      </w:r>
-    </w:p>
-    <w:bookmarkEnd w:id="76"/>
-    <w:bookmarkStart w:id="77" w:name="ref-Gerritsen2021-cr"/>
-    <w:p>
-      <w:pPr>
-        <w:pStyle w:val="Bibliography"/>
-      </w:pPr>
-      <w:r>
-        <w:t xml:space="preserve">19.</w:t>
-      </w:r>
-      <w:r>
-        <w:t xml:space="preserve"> </w:t>
-      </w:r>
-      <w:r>
-        <w:t xml:space="preserve">	</w:t>
-      </w:r>
-      <w:r>
-        <w:t xml:space="preserve">Gerritsen, J.S. and White, F.M. (2021) Phosphoproteomics: A valuable tool for uncovering molecular signaling in cancer cells.</w:t>
-      </w:r>
-      <w:r>
-        <w:t xml:space="preserve"> </w:t>
-      </w:r>
-      <w:r>
-        <w:rPr>
-          <w:i/>
-          <w:iCs/>
-        </w:rPr>
-        <w:t xml:space="preserve">Expert Rev. Proteomics</w:t>
-      </w:r>
-      <w:r>
-        <w:t xml:space="preserve">,</w:t>
-      </w:r>
-      <w:r>
-        <w:t xml:space="preserve"> </w:t>
-      </w:r>
-      <w:r>
-        <w:rPr>
-          <w:b/>
-          <w:bCs/>
-        </w:rPr>
-        <w:t xml:space="preserve">18</w:t>
-      </w:r>
-      <w:r>
-        <w:t xml:space="preserve">, 661–674.</w:t>
-      </w:r>
-    </w:p>
-    <w:bookmarkEnd w:id="77"/>
-    <w:bookmarkStart w:id="78" w:name="ref-Liu2023-re"/>
-    <w:p>
-      <w:pPr>
-        <w:pStyle w:val="Bibliography"/>
-      </w:pPr>
-      <w:r>
-        <w:t xml:space="preserve">20.</w:t>
-      </w:r>
-      <w:r>
-        <w:t xml:space="preserve"> </w:t>
-      </w:r>
-      <w:r>
-        <w:t xml:space="preserve">	</w:t>
-      </w:r>
-      <w:r>
-        <w:t xml:space="preserve">Liu, C., Kutchukian, P., Nguyen, N.D., et al. (2023) A hybrid structure-based machine learning approach for predicting kinase inhibition by small molecules.</w:t>
-      </w:r>
-      <w:r>
-        <w:t xml:space="preserve"> </w:t>
-      </w:r>
-      <w:r>
-        <w:rPr>
-          <w:i/>
-          <w:iCs/>
-        </w:rPr>
-        <w:t xml:space="preserve">J. Chem. Inf. Model.</w:t>
-      </w:r>
-      <w:r>
-        <w:t xml:space="preserve">,</w:t>
-      </w:r>
-      <w:r>
-        <w:t xml:space="preserve"> </w:t>
-      </w:r>
-      <w:r>
-        <w:rPr>
-          <w:b/>
-          <w:bCs/>
-        </w:rPr>
-        <w:t xml:space="preserve">63</w:t>
-      </w:r>
-      <w:r>
-        <w:t xml:space="preserve">, 5457–5472.</w:t>
-      </w:r>
-    </w:p>
-    <w:bookmarkEnd w:id="78"/>
-    <w:bookmarkStart w:id="79" w:name="ref-Muller-Dott2025-yf"/>
-    <w:p>
-      <w:pPr>
-        <w:pStyle w:val="Bibliography"/>
-      </w:pPr>
-      <w:r>
-        <w:t xml:space="preserve">21.</w:t>
-      </w:r>
-      <w:r>
-        <w:t xml:space="preserve"> </w:t>
-      </w:r>
-      <w:r>
-        <w:t xml:space="preserve">	</w:t>
-      </w:r>
-      <w:r>
-        <w:t xml:space="preserve">Müller-Dott, S., Jaehnig, E.J., Munchic, K.P., et al. (2025) Comprehensive evaluation of phosphoproteomic-based kinase activity inference.</w:t>
-      </w:r>
-      <w:r>
-        <w:t xml:space="preserve"> </w:t>
-      </w:r>
-      <w:r>
-        <w:rPr>
-          <w:i/>
-          <w:iCs/>
-        </w:rPr>
-        <w:t xml:space="preserve">Nat. Commun.</w:t>
-      </w:r>
-      <w:r>
-        <w:t xml:space="preserve">,</w:t>
-      </w:r>
-      <w:r>
-        <w:t xml:space="preserve"> </w:t>
-      </w:r>
-      <w:r>
-        <w:rPr>
-          <w:b/>
-          <w:bCs/>
-        </w:rPr>
-        <w:t xml:space="preserve">16</w:t>
-      </w:r>
-      <w:r>
-        <w:t xml:space="preserve">, 4771.</w:t>
-      </w:r>
-    </w:p>
-    <w:bookmarkEnd w:id="79"/>
-    <w:bookmarkStart w:id="80" w:name="ref-Uhlen2015-sd"/>
-    <w:p>
-      <w:pPr>
-        <w:pStyle w:val="Bibliography"/>
-      </w:pPr>
-      <w:r>
-        <w:t xml:space="preserve">22.</w:t>
-      </w:r>
-      <w:r>
-        <w:t xml:space="preserve"> </w:t>
-      </w:r>
-      <w:r>
-        <w:t xml:space="preserve">	</w:t>
-      </w:r>
-      <w:r>
-        <w:t xml:space="preserve">Uhlén, M., Fagerberg, L., Hallström, B.M., et al. (2015) Proteomics. Tissue-based map of the human proteome.</w:t>
-      </w:r>
-      <w:r>
-        <w:t xml:space="preserve"> </w:t>
-      </w:r>
-      <w:r>
-        <w:rPr>
-          <w:i/>
-          <w:iCs/>
-        </w:rPr>
-        <w:t xml:space="preserve">Science</w:t>
-      </w:r>
-      <w:r>
-        <w:t xml:space="preserve">,</w:t>
-      </w:r>
-      <w:r>
-        <w:t xml:space="preserve"> </w:t>
-      </w:r>
-      <w:r>
-        <w:rPr>
-          <w:b/>
-          <w:bCs/>
-        </w:rPr>
         <w:t xml:space="preserve">347</w:t>
       </w:r>
       <w:r>
         <w:t xml:space="preserve">, 1260419.</w:t>
       </w:r>
     </w:p>
-    <w:bookmarkEnd w:id="80"/>
-    <w:bookmarkEnd w:id="81"/>
-    <w:bookmarkEnd w:id="82"/>
-    <w:sectPr/>
+    <w:bookmarkEnd w:id="88"/>
+    <w:bookmarkEnd w:id="89"/>
+    <w:bookmarkEnd w:id="90"/>
+    <w:sectPr>
+      <w:footnotePr>
+        <w:numRestart w:val="eachSect"/>
+      </w:footnotePr>
+    </w:sectPr>
   </w:body>
 </w:document>
 </file>
@@ -5549,8 +6167,6 @@
     </w:pPr>
     <w:rPr>
       <w:rFonts w:asciiTheme="majorHAnsi" w:cstheme="majorBidi" w:eastAsiaTheme="majorEastAsia" w:hAnsiTheme="majorHAnsi"/>
-      <w:spacing w:val="-10"/>
-      <w:kern w:val="28"/>
       <w:sz w:val="56"/>
       <w:szCs w:val="56"/>
     </w:rPr>
@@ -5563,8 +6179,6 @@
     <w:rsid w:val="00A10FD9"/>
     <w:rPr>
       <w:rFonts w:asciiTheme="majorHAnsi" w:cstheme="majorBidi" w:eastAsiaTheme="majorEastAsia" w:hAnsiTheme="majorHAnsi"/>
-      <w:spacing w:val="-10"/>
-      <w:kern w:val="28"/>
       <w:sz w:val="56"/>
       <w:szCs w:val="56"/>
     </w:rPr>
@@ -5605,23 +6219,31 @@
   </w:style>
   <w:style w:customStyle="1" w:styleId="Author" w:type="paragraph">
     <w:name w:val="Author"/>
+    <w:basedOn w:val="Title"/>
     <w:next w:val="BodyText"/>
     <w:qFormat/>
     <w:pPr>
       <w:keepNext/>
       <w:keepLines/>
-      <w:jc w:val="center"/>
     </w:pPr>
+    <w:rPr>
+      <w:sz w:val="24"/>
+      <w:szCs w:val="24"/>
+    </w:rPr>
   </w:style>
   <w:style w:styleId="Date" w:type="paragraph">
     <w:name w:val="Date"/>
+    <w:basedOn w:val="Title"/>
     <w:next w:val="BodyText"/>
     <w:qFormat/>
     <w:pPr>
       <w:keepNext/>
       <w:keepLines/>
-      <w:jc w:val="center"/>
     </w:pPr>
+    <w:rPr>
+      <w:sz w:val="24"/>
+      <w:szCs w:val="24"/>
+    </w:rPr>
   </w:style>
   <w:style w:customStyle="1" w:styleId="AbstractTitle" w:type="paragraph">
     <w:name w:val="Abstract Title"/>
